--- a/docs/manual/dist/CGA Getting Started.docx
+++ b/docs/manual/dist/CGA Getting Started.docx
@@ -26,18 +26,6 @@
           <w:color w:val="5F6368"/>
           <w:sz w:val="21"/>
         </w:rPr>
-        <w:t>상태: 콘텐츠 작성 완료·실행 검증 대기</w:t>
-      </w:r>
-    </w:p>
-    <w:p>
-      <w:r>
-        <w:rPr>
-          <w:rFonts w:ascii="Malgun Gothic" w:hAnsi="Malgun Gothic" w:eastAsia="Malgun Gothic"/>
-          <w:b/>
-          <w:i w:val="0"/>
-          <w:color w:val="5F6368"/>
-          <w:sz w:val="21"/>
-        </w:rPr>
         <w:t>대상: CGA를 처음 사용하는 사용자</w:t>
       </w:r>
     </w:p>
@@ -50,21 +38,6 @@
           <w:sz w:val="21"/>
         </w:rPr>
         <w:t>이 문서는 CGA에서 처음 봇을 만들고 첫 테스트 결과를 확인하는 과정을 안내합니다. 한 단계씩 따라 하며, 각 단계의 예상 결과를 확인한 후 다음 단계로 이동하십시오.</w:t>
-      </w:r>
-    </w:p>
-    <w:p>
-      <w:pPr>
-        <w:spacing w:before="80" w:after="160"/>
-        <w:ind w:left="288" w:right="288"/>
-      </w:pPr>
-      <w:r>
-        <w:rPr>
-          <w:rFonts w:ascii="Malgun Gothic" w:hAnsi="Malgun Gothic" w:eastAsia="Malgun Gothic"/>
-          <w:i/>
-          <w:color w:val="5F6368"/>
-          <w:sz w:val="19"/>
-        </w:rPr>
-        <w:t>봇 생성 제출과 시뮬레이터 실행은 검증용 봇으로 확인했습니다. ML 학습은 Queue 등록까지 확인했지만 완료되지 않았으므로, 학습 완료 이후의 성공 경로는 운영 확정 절차로 보지 않습니다.</w:t>
       </w:r>
     </w:p>
     <w:p>
@@ -208,17 +181,6 @@
           <w:sz w:val="21"/>
         </w:rPr>
         <w:t>사용할 NLU 방식에 대한 기본 선택</w:t>
-      </w:r>
-    </w:p>
-    <w:p>
-      <w:r>
-        <w:rPr>
-          <w:rFonts w:ascii="Malgun Gothic" w:hAnsi="Malgun Gothic" w:eastAsia="Malgun Gothic"/>
-          <w:b w:val="0"/>
-          <w:i w:val="0"/>
-          <w:sz w:val="21"/>
-        </w:rPr>
-        <w:t>처음 화면을 익히는 경우에는 `ML`과 `정해진 답변` 조합을 기준으로 화면을 확인하는 것을 권장합니다. 이 조합은 현재 생성 화면에서 `실행/학습 가능`으로 표시됩니다. 실제 생성·학습 성공 여부는 별도 검증이 필요합니다.</w:t>
       </w:r>
     </w:p>
     <w:p>
@@ -1623,21 +1585,6 @@
     </w:p>
     <w:p>
       <w:pPr>
-        <w:spacing w:before="80" w:after="160"/>
-        <w:ind w:left="288" w:right="288"/>
-      </w:pPr>
-      <w:r>
-        <w:rPr>
-          <w:rFonts w:ascii="Malgun Gothic" w:hAnsi="Malgun Gothic" w:eastAsia="Malgun Gothic"/>
-          <w:i/>
-          <w:color w:val="5F6368"/>
-          <w:sz w:val="19"/>
-        </w:rPr>
-        <w:t>검증용 봇의 생성 결과와 버전 `v1` 화면 이동은 확인했습니다. 학습 요청은 Queue에 등록됐으나 새로고침 후 `미학습` 상태가 유지되었고, 학습 이력에는 결과가 없었습니다.</w:t>
-      </w:r>
-    </w:p>
-    <w:p>
-      <w:pPr>
         <w:pStyle w:val="Heading2"/>
       </w:pPr>
       <w:r>
@@ -1803,17 +1750,6 @@
           <w:sz w:val="21"/>
         </w:rPr>
         <w:t>문제가 생겼다면</w:t>
-      </w:r>
-    </w:p>
-    <w:p>
-      <w:r>
-        <w:rPr>
-          <w:rFonts w:ascii="Malgun Gothic" w:hAnsi="Malgun Gothic" w:eastAsia="Malgun Gothic"/>
-          <w:b w:val="0"/>
-          <w:i w:val="0"/>
-          <w:sz w:val="21"/>
-        </w:rPr>
-        <w:t>응답이 없거나 예상과 다르면 봇·버전, 학습 또는 인덱스 상태, 선택한 엔진과 답변 방식을 먼저 확인합니다. 검증용 봇에서는 학습이 완료되지 않은 상태에서 `의도 미분류`와 `학습 문장이 없어 의도 분류를 수행할 수 없습니다`가 표시되었습니다.</w:t>
       </w:r>
     </w:p>
     <w:p>
@@ -2031,19 +1967,6 @@
           <w:sz w:val="21"/>
         </w:rPr>
         <w:t>[CGA NLU 활용 가이드](../cga-nlu-guide/README.md)</w:t>
-      </w:r>
-    </w:p>
-    <w:p>
-      <w:pPr>
-        <w:pStyle w:val="ListBullet"/>
-        <w:spacing w:after="80"/>
-      </w:pPr>
-      <w:r>
-        <w:rPr>
-          <w:rFonts w:ascii="Malgun Gothic" w:hAnsi="Malgun Gothic" w:eastAsia="Malgun Gothic"/>
-          <w:sz w:val="21"/>
-        </w:rPr>
-        <w:t>[기능 검증표](../cga-manual-verification-matrix.md)</w:t>
       </w:r>
     </w:p>
     <w:sectPr>

--- a/docs/manual/dist/CGA Getting Started.docx
+++ b/docs/manual/dist/CGA Getting Started.docx
@@ -73,6 +73,8 @@
       <w:r>
         <w:rPr>
           <w:rFonts w:ascii="Malgun Gothic" w:hAnsi="Malgun Gothic" w:eastAsia="Malgun Gothic"/>
+          <w:b w:val="0"/>
+          <w:i w:val="0"/>
           <w:sz w:val="21"/>
         </w:rPr>
         <w:t>새 봇을 만들기 전에 필요한 정보를 준비할 수 있습니다.</w:t>
@@ -86,6 +88,8 @@
       <w:r>
         <w:rPr>
           <w:rFonts w:ascii="Malgun Gothic" w:hAnsi="Malgun Gothic" w:eastAsia="Malgun Gothic"/>
+          <w:b w:val="0"/>
+          <w:i w:val="0"/>
           <w:sz w:val="21"/>
         </w:rPr>
         <w:t>ML·Semantic·LLM 중 어떤 NLU 방식을 선택할지 판단할 수 있습니다.</w:t>
@@ -99,6 +103,8 @@
       <w:r>
         <w:rPr>
           <w:rFonts w:ascii="Malgun Gothic" w:hAnsi="Malgun Gothic" w:eastAsia="Malgun Gothic"/>
+          <w:b w:val="0"/>
+          <w:i w:val="0"/>
           <w:sz w:val="21"/>
         </w:rPr>
         <w:t>생성 화면에서 모델·답변 방식·지원 상태를 확인할 수 있습니다.</w:t>
@@ -112,6 +118,8 @@
       <w:r>
         <w:rPr>
           <w:rFonts w:ascii="Malgun Gothic" w:hAnsi="Malgun Gothic" w:eastAsia="Malgun Gothic"/>
+          <w:b w:val="0"/>
+          <w:i w:val="0"/>
           <w:sz w:val="21"/>
         </w:rPr>
         <w:t>봇 생성 이후 학습 또는 인덱싱과 첫 테스트에서 무엇을 확인해야 하는지 알 수 있습니다.</w:t>
@@ -139,6 +147,8 @@
       <w:r>
         <w:rPr>
           <w:rFonts w:ascii="Malgun Gothic" w:hAnsi="Malgun Gothic" w:eastAsia="Malgun Gothic"/>
+          <w:b w:val="0"/>
+          <w:i w:val="0"/>
           <w:sz w:val="21"/>
         </w:rPr>
         <w:t>CGA Studio 계정</w:t>
@@ -152,6 +162,8 @@
       <w:r>
         <w:rPr>
           <w:rFonts w:ascii="Malgun Gothic" w:hAnsi="Malgun Gothic" w:eastAsia="Malgun Gothic"/>
+          <w:b w:val="0"/>
+          <w:i w:val="0"/>
           <w:sz w:val="21"/>
         </w:rPr>
         <w:t>생성할 봇 이름</w:t>
@@ -165,6 +177,8 @@
       <w:r>
         <w:rPr>
           <w:rFonts w:ascii="Malgun Gothic" w:hAnsi="Malgun Gothic" w:eastAsia="Malgun Gothic"/>
+          <w:b w:val="0"/>
+          <w:i w:val="0"/>
           <w:sz w:val="21"/>
         </w:rPr>
         <w:t>테스트에 사용할 짧은 사용자 발화</w:t>
@@ -178,6 +192,8 @@
       <w:r>
         <w:rPr>
           <w:rFonts w:ascii="Malgun Gothic" w:hAnsi="Malgun Gothic" w:eastAsia="Malgun Gothic"/>
+          <w:b w:val="0"/>
+          <w:i w:val="0"/>
           <w:sz w:val="21"/>
         </w:rPr>
         <w:t>사용할 NLU 방식에 대한 기본 선택</w:t>
@@ -191,7 +207,25 @@
           <w:i w:val="0"/>
           <w:sz w:val="21"/>
         </w:rPr>
-        <w:t>엔진의 상세 선택 기준이 필요하면 [NLU 활용 가이드](../cga-nlu-guide/README.md)를 먼저 확인하십시오.</w:t>
+        <w:t xml:space="preserve">엔진의 상세 선택 기준이 필요하면 </w:t>
+      </w:r>
+      <w:r>
+        <w:rPr>
+          <w:rFonts w:ascii="Malgun Gothic" w:hAnsi="Malgun Gothic" w:eastAsia="Malgun Gothic"/>
+          <w:b w:val="0"/>
+          <w:i w:val="0"/>
+          <w:sz w:val="21"/>
+        </w:rPr>
+        <w:t>NLU 활용 가이드</w:t>
+      </w:r>
+      <w:r>
+        <w:rPr>
+          <w:rFonts w:ascii="Malgun Gothic" w:hAnsi="Malgun Gothic" w:eastAsia="Malgun Gothic"/>
+          <w:b w:val="0"/>
+          <w:i w:val="0"/>
+          <w:sz w:val="21"/>
+        </w:rPr>
+        <w:t>를 먼저 확인하십시오.</w:t>
       </w:r>
     </w:p>
     <w:p>
@@ -253,6 +287,7 @@
               <w:rPr>
                 <w:rFonts w:ascii="Malgun Gothic" w:hAnsi="Malgun Gothic" w:eastAsia="Malgun Gothic"/>
                 <w:b/>
+                <w:i w:val="0"/>
                 <w:color w:val="1F4D78"/>
                 <w:sz w:val="18"/>
               </w:rPr>
@@ -281,6 +316,7 @@
               <w:rPr>
                 <w:rFonts w:ascii="Malgun Gothic" w:hAnsi="Malgun Gothic" w:eastAsia="Malgun Gothic"/>
                 <w:b/>
+                <w:i w:val="0"/>
                 <w:color w:val="1F4D78"/>
                 <w:sz w:val="18"/>
               </w:rPr>
@@ -310,6 +346,7 @@
               <w:rPr>
                 <w:rFonts w:ascii="Malgun Gothic" w:hAnsi="Malgun Gothic" w:eastAsia="Malgun Gothic"/>
                 <w:b w:val="0"/>
+                <w:i w:val="0"/>
                 <w:sz w:val="18"/>
               </w:rPr>
               <w:t>봇 이름</w:t>
@@ -336,6 +373,7 @@
               <w:rPr>
                 <w:rFonts w:ascii="Malgun Gothic" w:hAnsi="Malgun Gothic" w:eastAsia="Malgun Gothic"/>
                 <w:b w:val="0"/>
+                <w:i w:val="0"/>
                 <w:sz w:val="18"/>
               </w:rPr>
               <w:t>휴가 문의 테스트봇</w:t>
@@ -364,6 +402,7 @@
               <w:rPr>
                 <w:rFonts w:ascii="Malgun Gothic" w:hAnsi="Malgun Gothic" w:eastAsia="Malgun Gothic"/>
                 <w:b w:val="0"/>
+                <w:i w:val="0"/>
                 <w:sz w:val="18"/>
               </w:rPr>
               <w:t>의도</w:t>
@@ -390,6 +429,7 @@
               <w:rPr>
                 <w:rFonts w:ascii="Malgun Gothic" w:hAnsi="Malgun Gothic" w:eastAsia="Malgun Gothic"/>
                 <w:b w:val="0"/>
+                <w:i w:val="0"/>
                 <w:sz w:val="18"/>
               </w:rPr>
               <w:t>휴가 잔여일 조회</w:t>
@@ -418,6 +458,7 @@
               <w:rPr>
                 <w:rFonts w:ascii="Malgun Gothic" w:hAnsi="Malgun Gothic" w:eastAsia="Malgun Gothic"/>
                 <w:b w:val="0"/>
+                <w:i w:val="0"/>
                 <w:sz w:val="18"/>
               </w:rPr>
               <w:t>학습문장 예시</w:t>
@@ -444,6 +485,7 @@
               <w:rPr>
                 <w:rFonts w:ascii="Malgun Gothic" w:hAnsi="Malgun Gothic" w:eastAsia="Malgun Gothic"/>
                 <w:b w:val="0"/>
+                <w:i w:val="0"/>
                 <w:sz w:val="18"/>
               </w:rPr>
               <w:t>남은 휴가가 며칠인가요?</w:t>
@@ -472,6 +514,7 @@
               <w:rPr>
                 <w:rFonts w:ascii="Malgun Gothic" w:hAnsi="Malgun Gothic" w:eastAsia="Malgun Gothic"/>
                 <w:b w:val="0"/>
+                <w:i w:val="0"/>
                 <w:sz w:val="18"/>
               </w:rPr>
               <w:t>테스트 발화</w:t>
@@ -498,6 +541,7 @@
               <w:rPr>
                 <w:rFonts w:ascii="Malgun Gothic" w:hAnsi="Malgun Gothic" w:eastAsia="Malgun Gothic"/>
                 <w:b w:val="0"/>
+                <w:i w:val="0"/>
                 <w:sz w:val="18"/>
               </w:rPr>
               <w:t>휴가가 얼마나 남았나요?</w:t>
@@ -526,6 +570,7 @@
               <w:rPr>
                 <w:rFonts w:ascii="Malgun Gothic" w:hAnsi="Malgun Gothic" w:eastAsia="Malgun Gothic"/>
                 <w:b w:val="0"/>
+                <w:i w:val="0"/>
                 <w:sz w:val="18"/>
               </w:rPr>
               <w:t>첫 답변 방식</w:t>
@@ -552,6 +597,7 @@
               <w:rPr>
                 <w:rFonts w:ascii="Malgun Gothic" w:hAnsi="Malgun Gothic" w:eastAsia="Malgun Gothic"/>
                 <w:b w:val="0"/>
+                <w:i w:val="0"/>
                 <w:sz w:val="18"/>
               </w:rPr>
               <w:t>정해진 답변</w:t>
@@ -570,6 +616,997 @@
           <w:sz w:val="21"/>
         </w:rPr>
         <w:t>위 예시는 문서 사용법을 설명하기 위한 예시이며, 실제 회사 업무 데이터나 답변으로 그대로 사용하지 않습니다.</w:t>
+      </w:r>
+    </w:p>
+    <w:p>
+      <w:pPr>
+        <w:pStyle w:val="Heading1"/>
+      </w:pPr>
+      <w:r>
+        <w:rPr>
+          <w:rFonts w:ascii="Malgun Gothic" w:hAnsi="Malgun Gothic" w:eastAsia="Malgun Gothic"/>
+          <w:b/>
+          <w:i w:val="0"/>
+          <w:sz w:val="21"/>
+        </w:rPr>
+        <w:t>화면의 Getting Started 사용법</w:t>
+      </w:r>
+    </w:p>
+    <w:p>
+      <w:r>
+        <w:rPr>
+          <w:rFonts w:ascii="Malgun Gothic" w:hAnsi="Malgun Gothic" w:eastAsia="Malgun Gothic"/>
+          <w:b w:val="0"/>
+          <w:i w:val="0"/>
+          <w:sz w:val="21"/>
+        </w:rPr>
+        <w:t xml:space="preserve">왼쪽 아래 </w:t>
+      </w:r>
+      <w:r>
+        <w:rPr>
+          <w:rFonts w:ascii="Malgun Gothic" w:hAnsi="Malgun Gothic" w:eastAsia="Malgun Gothic"/>
+          <w:b/>
+          <w:i w:val="0"/>
+          <w:sz w:val="21"/>
+        </w:rPr>
+        <w:t>?</w:t>
+      </w:r>
+      <w:r>
+        <w:rPr>
+          <w:rFonts w:ascii="Malgun Gothic" w:hAnsi="Malgun Gothic" w:eastAsia="Malgun Gothic"/>
+          <w:b w:val="0"/>
+          <w:i w:val="0"/>
+          <w:sz w:val="21"/>
+        </w:rPr>
+        <w:t xml:space="preserve"> 도움말을 열고 </w:t>
+      </w:r>
+      <w:r>
+        <w:rPr>
+          <w:rFonts w:ascii="Malgun Gothic" w:hAnsi="Malgun Gothic" w:eastAsia="Malgun Gothic"/>
+          <w:b/>
+          <w:i w:val="0"/>
+          <w:sz w:val="21"/>
+        </w:rPr>
+        <w:t>Getting Started</w:t>
+      </w:r>
+      <w:r>
+        <w:rPr>
+          <w:rFonts w:ascii="Malgun Gothic" w:hAnsi="Malgun Gothic" w:eastAsia="Malgun Gothic"/>
+          <w:b w:val="0"/>
+          <w:i w:val="0"/>
+          <w:sz w:val="21"/>
+        </w:rPr>
+        <w:t xml:space="preserve">를 선택하면 화면 안에서 단계별 안내를 볼 수 있습니다. PDF를 먼저 읽지 않아도 현재 화면 위에서 안내를 진행할 수 있으며, 언제든지 </w:t>
+      </w:r>
+      <w:r>
+        <w:rPr>
+          <w:rFonts w:ascii="Malgun Gothic" w:hAnsi="Malgun Gothic" w:eastAsia="Malgun Gothic"/>
+          <w:b/>
+          <w:i w:val="0"/>
+          <w:sz w:val="21"/>
+        </w:rPr>
+        <w:t>×</w:t>
+      </w:r>
+      <w:r>
+        <w:rPr>
+          <w:rFonts w:ascii="Malgun Gothic" w:hAnsi="Malgun Gothic" w:eastAsia="Malgun Gothic"/>
+          <w:b w:val="0"/>
+          <w:i w:val="0"/>
+          <w:sz w:val="21"/>
+        </w:rPr>
+        <w:t>를 눌러 원래 작업 화면으로 돌아갈 수 있습니다.</w:t>
+      </w:r>
+    </w:p>
+    <w:p>
+      <w:pPr>
+        <w:pStyle w:val="Heading2"/>
+      </w:pPr>
+      <w:r>
+        <w:rPr>
+          <w:rFonts w:ascii="Malgun Gothic" w:hAnsi="Malgun Gothic" w:eastAsia="Malgun Gothic"/>
+          <w:b/>
+          <w:i w:val="0"/>
+          <w:sz w:val="21"/>
+        </w:rPr>
+        <w:t>과정 선택</w:t>
+      </w:r>
+    </w:p>
+    <w:tbl>
+      <w:tblPr>
+        <w:tblStyle w:val="TableGrid"/>
+        <w:tblW w:type="dxa" w:w="9360"/>
+        <w:jc w:val="left"/>
+        <w:tblLayout w:type="fixed"/>
+        <w:tblLook w:firstColumn="1" w:firstRow="1" w:lastColumn="0" w:lastRow="0" w:noHBand="0" w:noVBand="1" w:val="04A0"/>
+      </w:tblPr>
+      <w:tblGrid>
+        <w:gridCol w:w="3120"/>
+        <w:gridCol w:w="3120"/>
+        <w:gridCol w:w="3120"/>
+      </w:tblGrid>
+      <w:tr>
+        <w:tc>
+          <w:tcPr>
+            <w:tcW w:type="dxa" w:w="3120"/>
+            <w:vAlign w:val="center"/>
+            <w:tcMar>
+              <w:top w:w="80" w:type="dxa"/>
+              <w:start w:w="120" w:type="dxa"/>
+              <w:bottom w:w="80" w:type="dxa"/>
+              <w:end w:w="120" w:type="dxa"/>
+            </w:tcMar>
+            <w:shd w:fill="E8EEF5"/>
+          </w:tcPr>
+          <w:p>
+            <w:pPr>
+              <w:spacing w:after="40"/>
+            </w:pPr>
+            <w:r/>
+            <w:r>
+              <w:rPr>
+                <w:rFonts w:ascii="Malgun Gothic" w:hAnsi="Malgun Gothic" w:eastAsia="Malgun Gothic"/>
+                <w:b/>
+                <w:i w:val="0"/>
+                <w:color w:val="1F4D78"/>
+                <w:sz w:val="18"/>
+              </w:rPr>
+              <w:t>과정</w:t>
+            </w:r>
+          </w:p>
+        </w:tc>
+        <w:tc>
+          <w:tcPr>
+            <w:tcW w:type="dxa" w:w="3120"/>
+            <w:vAlign w:val="center"/>
+            <w:tcMar>
+              <w:top w:w="80" w:type="dxa"/>
+              <w:start w:w="120" w:type="dxa"/>
+              <w:bottom w:w="80" w:type="dxa"/>
+              <w:end w:w="120" w:type="dxa"/>
+            </w:tcMar>
+            <w:shd w:fill="E8EEF5"/>
+          </w:tcPr>
+          <w:p>
+            <w:pPr>
+              <w:spacing w:after="40"/>
+            </w:pPr>
+            <w:r/>
+            <w:r>
+              <w:rPr>
+                <w:rFonts w:ascii="Malgun Gothic" w:hAnsi="Malgun Gothic" w:eastAsia="Malgun Gothic"/>
+                <w:b/>
+                <w:i w:val="0"/>
+                <w:color w:val="1F4D78"/>
+                <w:sz w:val="18"/>
+              </w:rPr>
+              <w:t>대상</w:t>
+            </w:r>
+          </w:p>
+        </w:tc>
+        <w:tc>
+          <w:tcPr>
+            <w:tcW w:type="dxa" w:w="3120"/>
+            <w:vAlign w:val="center"/>
+            <w:tcMar>
+              <w:top w:w="80" w:type="dxa"/>
+              <w:start w:w="120" w:type="dxa"/>
+              <w:bottom w:w="80" w:type="dxa"/>
+              <w:end w:w="120" w:type="dxa"/>
+            </w:tcMar>
+            <w:shd w:fill="E8EEF5"/>
+          </w:tcPr>
+          <w:p>
+            <w:pPr>
+              <w:spacing w:after="40"/>
+            </w:pPr>
+            <w:r/>
+            <w:r>
+              <w:rPr>
+                <w:rFonts w:ascii="Malgun Gothic" w:hAnsi="Malgun Gothic" w:eastAsia="Malgun Gothic"/>
+                <w:b/>
+                <w:i w:val="0"/>
+                <w:color w:val="1F4D78"/>
+                <w:sz w:val="18"/>
+              </w:rPr>
+              <w:t>8단계 흐름</w:t>
+            </w:r>
+          </w:p>
+        </w:tc>
+      </w:tr>
+      <w:tr>
+        <w:tc>
+          <w:tcPr>
+            <w:tcW w:type="dxa" w:w="3120"/>
+            <w:vAlign w:val="center"/>
+            <w:tcMar>
+              <w:top w:w="80" w:type="dxa"/>
+              <w:start w:w="120" w:type="dxa"/>
+              <w:bottom w:w="80" w:type="dxa"/>
+              <w:end w:w="120" w:type="dxa"/>
+            </w:tcMar>
+          </w:tcPr>
+          <w:p>
+            <w:pPr>
+              <w:spacing w:after="40"/>
+            </w:pPr>
+            <w:r/>
+            <w:r>
+              <w:rPr>
+                <w:rFonts w:ascii="Malgun Gothic" w:hAnsi="Malgun Gothic" w:eastAsia="Malgun Gothic"/>
+                <w:b w:val="0"/>
+                <w:i w:val="0"/>
+                <w:sz w:val="18"/>
+              </w:rPr>
+              <w:t>주요 메뉴 탐색</w:t>
+            </w:r>
+          </w:p>
+        </w:tc>
+        <w:tc>
+          <w:tcPr>
+            <w:tcW w:type="dxa" w:w="3120"/>
+            <w:vAlign w:val="center"/>
+            <w:tcMar>
+              <w:top w:w="80" w:type="dxa"/>
+              <w:start w:w="120" w:type="dxa"/>
+              <w:bottom w:w="80" w:type="dxa"/>
+              <w:end w:w="120" w:type="dxa"/>
+            </w:tcMar>
+          </w:tcPr>
+          <w:p>
+            <w:pPr>
+              <w:spacing w:after="40"/>
+            </w:pPr>
+            <w:r/>
+            <w:r>
+              <w:rPr>
+                <w:rFonts w:ascii="Malgun Gothic" w:hAnsi="Malgun Gothic" w:eastAsia="Malgun Gothic"/>
+                <w:b w:val="0"/>
+                <w:i w:val="0"/>
+                <w:sz w:val="18"/>
+              </w:rPr>
+              <w:t>CGA 메뉴의 역할을 먼저 이해하려는 사용자</w:t>
+            </w:r>
+          </w:p>
+        </w:tc>
+        <w:tc>
+          <w:tcPr>
+            <w:tcW w:type="dxa" w:w="3120"/>
+            <w:vAlign w:val="center"/>
+            <w:tcMar>
+              <w:top w:w="80" w:type="dxa"/>
+              <w:start w:w="120" w:type="dxa"/>
+              <w:bottom w:w="80" w:type="dxa"/>
+              <w:end w:w="120" w:type="dxa"/>
+            </w:tcMar>
+          </w:tcPr>
+          <w:p>
+            <w:pPr>
+              <w:spacing w:after="40"/>
+            </w:pPr>
+            <w:r/>
+            <w:r>
+              <w:rPr>
+                <w:rFonts w:ascii="Malgun Gothic" w:hAnsi="Malgun Gothic" w:eastAsia="Malgun Gothic"/>
+                <w:b w:val="0"/>
+                <w:i w:val="0"/>
+                <w:sz w:val="18"/>
+              </w:rPr>
+              <w:t>Bot → API → Admin → 의도·학습문장 → 개체·사전 → 평가 → 재학습 → 분석</w:t>
+            </w:r>
+          </w:p>
+        </w:tc>
+      </w:tr>
+      <w:tr>
+        <w:tc>
+          <w:tcPr>
+            <w:tcW w:type="dxa" w:w="3120"/>
+            <w:vAlign w:val="center"/>
+            <w:tcMar>
+              <w:top w:w="80" w:type="dxa"/>
+              <w:start w:w="120" w:type="dxa"/>
+              <w:bottom w:w="80" w:type="dxa"/>
+              <w:end w:w="120" w:type="dxa"/>
+            </w:tcMar>
+          </w:tcPr>
+          <w:p>
+            <w:pPr>
+              <w:spacing w:after="40"/>
+            </w:pPr>
+            <w:r/>
+            <w:r>
+              <w:rPr>
+                <w:rFonts w:ascii="Malgun Gothic" w:hAnsi="Malgun Gothic" w:eastAsia="Malgun Gothic"/>
+                <w:b w:val="0"/>
+                <w:i w:val="0"/>
+                <w:sz w:val="18"/>
+              </w:rPr>
+              <w:t>봇 만들기</w:t>
+            </w:r>
+          </w:p>
+        </w:tc>
+        <w:tc>
+          <w:tcPr>
+            <w:tcW w:type="dxa" w:w="3120"/>
+            <w:vAlign w:val="center"/>
+            <w:tcMar>
+              <w:top w:w="80" w:type="dxa"/>
+              <w:start w:w="120" w:type="dxa"/>
+              <w:bottom w:w="80" w:type="dxa"/>
+              <w:end w:w="120" w:type="dxa"/>
+            </w:tcMar>
+          </w:tcPr>
+          <w:p>
+            <w:pPr>
+              <w:spacing w:after="40"/>
+            </w:pPr>
+            <w:r/>
+            <w:r>
+              <w:rPr>
+                <w:rFonts w:ascii="Malgun Gothic" w:hAnsi="Malgun Gothic" w:eastAsia="Malgun Gothic"/>
+                <w:b w:val="0"/>
+                <w:i w:val="0"/>
+                <w:sz w:val="18"/>
+              </w:rPr>
+              <w:t>실제 봇을 처음부터 구성하려는 사용자</w:t>
+            </w:r>
+          </w:p>
+        </w:tc>
+        <w:tc>
+          <w:tcPr>
+            <w:tcW w:type="dxa" w:w="3120"/>
+            <w:vAlign w:val="center"/>
+            <w:tcMar>
+              <w:top w:w="80" w:type="dxa"/>
+              <w:start w:w="120" w:type="dxa"/>
+              <w:bottom w:w="80" w:type="dxa"/>
+              <w:end w:w="120" w:type="dxa"/>
+            </w:tcMar>
+          </w:tcPr>
+          <w:p>
+            <w:pPr>
+              <w:spacing w:after="40"/>
+            </w:pPr>
+            <w:r/>
+            <w:r>
+              <w:rPr>
+                <w:rFonts w:ascii="Malgun Gothic" w:hAnsi="Malgun Gothic" w:eastAsia="Malgun Gothic"/>
+                <w:b w:val="0"/>
+                <w:i w:val="0"/>
+                <w:sz w:val="18"/>
+              </w:rPr>
+              <w:t>봇 생성 → 의도인식 엔진 → 모델·답변 방식 → 의도·학습문장 → 개체·사전·대화 흐름 → 학습 → 봇 테스트 → 품질 개선</w:t>
+            </w:r>
+          </w:p>
+        </w:tc>
+      </w:tr>
+    </w:tbl>
+    <w:p/>
+    <w:p>
+      <w:r>
+        <w:rPr>
+          <w:rFonts w:ascii="Malgun Gothic" w:hAnsi="Malgun Gothic" w:eastAsia="Malgun Gothic"/>
+          <w:b w:val="0"/>
+          <w:i w:val="0"/>
+          <w:sz w:val="21"/>
+        </w:rPr>
+        <w:t xml:space="preserve">과정 카드를 선택한 뒤 </w:t>
+      </w:r>
+      <w:r>
+        <w:rPr>
+          <w:rFonts w:ascii="Malgun Gothic" w:hAnsi="Malgun Gothic" w:eastAsia="Malgun Gothic"/>
+          <w:b/>
+          <w:i w:val="0"/>
+          <w:sz w:val="21"/>
+        </w:rPr>
+        <w:t>체험시작</w:t>
+      </w:r>
+      <w:r>
+        <w:rPr>
+          <w:rFonts w:ascii="Malgun Gothic" w:hAnsi="Malgun Gothic" w:eastAsia="Malgun Gothic"/>
+          <w:b w:val="0"/>
+          <w:i w:val="0"/>
+          <w:sz w:val="21"/>
+        </w:rPr>
+        <w:t xml:space="preserve">을 누릅니다. 현재 단계는 번호와 강조 색으로 표시되며 </w:t>
+      </w:r>
+      <w:r>
+        <w:rPr>
+          <w:rFonts w:ascii="Malgun Gothic" w:hAnsi="Malgun Gothic" w:eastAsia="Malgun Gothic"/>
+          <w:b/>
+          <w:i w:val="0"/>
+          <w:sz w:val="21"/>
+        </w:rPr>
+        <w:t>이전</w:t>
+      </w:r>
+      <w:r>
+        <w:rPr>
+          <w:rFonts w:ascii="Malgun Gothic" w:hAnsi="Malgun Gothic" w:eastAsia="Malgun Gothic"/>
+          <w:b w:val="0"/>
+          <w:i w:val="0"/>
+          <w:sz w:val="21"/>
+        </w:rPr>
+        <w:t xml:space="preserve">, </w:t>
+      </w:r>
+      <w:r>
+        <w:rPr>
+          <w:rFonts w:ascii="Malgun Gothic" w:hAnsi="Malgun Gothic" w:eastAsia="Malgun Gothic"/>
+          <w:b/>
+          <w:i w:val="0"/>
+          <w:sz w:val="21"/>
+        </w:rPr>
+        <w:t>다음</w:t>
+      </w:r>
+      <w:r>
+        <w:rPr>
+          <w:rFonts w:ascii="Malgun Gothic" w:hAnsi="Malgun Gothic" w:eastAsia="Malgun Gothic"/>
+          <w:b w:val="0"/>
+          <w:i w:val="0"/>
+          <w:sz w:val="21"/>
+        </w:rPr>
+        <w:t>으로 이동합니다. 이미 본 단계 번호를 눌러 다시 확인할 수도 있습니다.</w:t>
+      </w:r>
+    </w:p>
+    <w:p>
+      <w:r>
+        <w:rPr>
+          <w:rFonts w:ascii="Malgun Gothic" w:hAnsi="Malgun Gothic" w:eastAsia="Malgun Gothic"/>
+          <w:b w:val="0"/>
+          <w:i w:val="0"/>
+          <w:sz w:val="21"/>
+        </w:rPr>
+        <w:t xml:space="preserve">마지막 단계에서 </w:t>
+      </w:r>
+      <w:r>
+        <w:rPr>
+          <w:rFonts w:ascii="Malgun Gothic" w:hAnsi="Malgun Gothic" w:eastAsia="Malgun Gothic"/>
+          <w:b/>
+          <w:i w:val="0"/>
+          <w:sz w:val="21"/>
+        </w:rPr>
+        <w:t>체험 종료</w:t>
+      </w:r>
+      <w:r>
+        <w:rPr>
+          <w:rFonts w:ascii="Malgun Gothic" w:hAnsi="Malgun Gothic" w:eastAsia="Malgun Gothic"/>
+          <w:b w:val="0"/>
+          <w:i w:val="0"/>
+          <w:sz w:val="21"/>
+        </w:rPr>
+        <w:t>를 누르면 다음 실제 작업 화면으로 이동합니다.</w:t>
+      </w:r>
+    </w:p>
+    <w:p>
+      <w:pPr>
+        <w:pStyle w:val="ListBullet"/>
+        <w:spacing w:after="80"/>
+      </w:pPr>
+      <w:r>
+        <w:rPr>
+          <w:rFonts w:ascii="Malgun Gothic" w:hAnsi="Malgun Gothic" w:eastAsia="Malgun Gothic"/>
+          <w:b/>
+          <w:i w:val="0"/>
+          <w:sz w:val="21"/>
+        </w:rPr>
+        <w:t>주요 메뉴 탐색</w:t>
+      </w:r>
+      <w:r>
+        <w:rPr>
+          <w:rFonts w:ascii="Malgun Gothic" w:hAnsi="Malgun Gothic" w:eastAsia="Malgun Gothic"/>
+          <w:b w:val="0"/>
+          <w:i w:val="0"/>
+          <w:sz w:val="21"/>
+        </w:rPr>
+        <w:t>: 봇 목록으로 이동</w:t>
+      </w:r>
+    </w:p>
+    <w:p>
+      <w:pPr>
+        <w:pStyle w:val="ListBullet"/>
+        <w:spacing w:after="80"/>
+      </w:pPr>
+      <w:r>
+        <w:rPr>
+          <w:rFonts w:ascii="Malgun Gothic" w:hAnsi="Malgun Gothic" w:eastAsia="Malgun Gothic"/>
+          <w:b/>
+          <w:i w:val="0"/>
+          <w:sz w:val="21"/>
+        </w:rPr>
+        <w:t>봇 만들기</w:t>
+      </w:r>
+      <w:r>
+        <w:rPr>
+          <w:rFonts w:ascii="Malgun Gothic" w:hAnsi="Malgun Gothic" w:eastAsia="Malgun Gothic"/>
+          <w:b w:val="0"/>
+          <w:i w:val="0"/>
+          <w:sz w:val="21"/>
+        </w:rPr>
+        <w:t>: 새 봇 만들기 화면으로 이동</w:t>
+      </w:r>
+    </w:p>
+    <w:p>
+      <w:r>
+        <w:rPr>
+          <w:rFonts w:ascii="Malgun Gothic" w:hAnsi="Malgun Gothic" w:eastAsia="Malgun Gothic"/>
+          <w:b/>
+          <w:i w:val="0"/>
+          <w:sz w:val="21"/>
+        </w:rPr>
+        <w:t>다른 과정 보기</w:t>
+      </w:r>
+      <w:r>
+        <w:rPr>
+          <w:rFonts w:ascii="Malgun Gothic" w:hAnsi="Malgun Gothic" w:eastAsia="Malgun Gothic"/>
+          <w:b w:val="0"/>
+          <w:i w:val="0"/>
+          <w:sz w:val="21"/>
+        </w:rPr>
+        <w:t xml:space="preserve">를 선택하면 진행 중인 과정을 바꿀 수 있습니다. </w:t>
+      </w:r>
+      <w:r>
+        <w:rPr>
+          <w:rFonts w:ascii="Malgun Gothic" w:hAnsi="Malgun Gothic" w:eastAsia="Malgun Gothic"/>
+          <w:b/>
+          <w:i w:val="0"/>
+          <w:sz w:val="21"/>
+        </w:rPr>
+        <w:t>시작할 때 이 팝업 다시 보지 않기</w:t>
+      </w:r>
+      <w:r>
+        <w:rPr>
+          <w:rFonts w:ascii="Malgun Gothic" w:hAnsi="Malgun Gothic" w:eastAsia="Malgun Gothic"/>
+          <w:b w:val="0"/>
+          <w:i w:val="0"/>
+          <w:sz w:val="21"/>
+        </w:rPr>
+        <w:t xml:space="preserve">는 현재 브라우저에만 저장되며, 도움말의 </w:t>
+      </w:r>
+      <w:r>
+        <w:rPr>
+          <w:rFonts w:ascii="Malgun Gothic" w:hAnsi="Malgun Gothic" w:eastAsia="Malgun Gothic"/>
+          <w:b/>
+          <w:i w:val="0"/>
+          <w:sz w:val="21"/>
+        </w:rPr>
+        <w:t>Getting Started</w:t>
+      </w:r>
+      <w:r>
+        <w:rPr>
+          <w:rFonts w:ascii="Malgun Gothic" w:hAnsi="Malgun Gothic" w:eastAsia="Malgun Gothic"/>
+          <w:b w:val="0"/>
+          <w:i w:val="0"/>
+          <w:sz w:val="21"/>
+        </w:rPr>
+        <w:t>를 선택하면 다시 열 수 있습니다.</w:t>
+      </w:r>
+    </w:p>
+    <w:p>
+      <w:pPr>
+        <w:pStyle w:val="Heading2"/>
+      </w:pPr>
+      <w:r>
+        <w:rPr>
+          <w:rFonts w:ascii="Malgun Gothic" w:hAnsi="Malgun Gothic" w:eastAsia="Malgun Gothic"/>
+          <w:b/>
+          <w:i w:val="0"/>
+          <w:sz w:val="21"/>
+        </w:rPr>
+        <w:t>주요 메뉴 탐색에서 확인할 내용</w:t>
+      </w:r>
+    </w:p>
+    <w:p>
+      <w:pPr>
+        <w:spacing w:after="80"/>
+        <w:ind w:left="360" w:hanging="288"/>
+      </w:pPr>
+      <w:r>
+        <w:rPr>
+          <w:rFonts w:ascii="Malgun Gothic" w:hAnsi="Malgun Gothic" w:eastAsia="Malgun Gothic"/>
+          <w:b w:val="0"/>
+          <w:i w:val="0"/>
+          <w:sz w:val="21"/>
+        </w:rPr>
+        <w:t xml:space="preserve">1. </w:t>
+      </w:r>
+      <w:r>
+        <w:rPr>
+          <w:rFonts w:ascii="Malgun Gothic" w:hAnsi="Malgun Gothic" w:eastAsia="Malgun Gothic"/>
+          <w:b/>
+          <w:i w:val="0"/>
+          <w:sz w:val="21"/>
+        </w:rPr>
+        <w:t>Bot</w:t>
+      </w:r>
+      <w:r>
+        <w:rPr>
+          <w:rFonts w:ascii="Malgun Gothic" w:hAnsi="Malgun Gothic" w:eastAsia="Malgun Gothic"/>
+          <w:b w:val="0"/>
+          <w:i w:val="0"/>
+          <w:sz w:val="21"/>
+        </w:rPr>
+        <w:t>: 봇 유형과 상태를 확인하고 작업할 봇을 선택합니다.</w:t>
+      </w:r>
+    </w:p>
+    <w:p>
+      <w:pPr>
+        <w:spacing w:after="80"/>
+        <w:ind w:left="360" w:hanging="288"/>
+      </w:pPr>
+      <w:r>
+        <w:rPr>
+          <w:rFonts w:ascii="Malgun Gothic" w:hAnsi="Malgun Gothic" w:eastAsia="Malgun Gothic"/>
+          <w:b w:val="0"/>
+          <w:i w:val="0"/>
+          <w:sz w:val="21"/>
+        </w:rPr>
+        <w:t xml:space="preserve">2. </w:t>
+      </w:r>
+      <w:r>
+        <w:rPr>
+          <w:rFonts w:ascii="Malgun Gothic" w:hAnsi="Malgun Gothic" w:eastAsia="Malgun Gothic"/>
+          <w:b/>
+          <w:i w:val="0"/>
+          <w:sz w:val="21"/>
+        </w:rPr>
+        <w:t>API</w:t>
+      </w:r>
+      <w:r>
+        <w:rPr>
+          <w:rFonts w:ascii="Malgun Gothic" w:hAnsi="Malgun Gothic" w:eastAsia="Malgun Gothic"/>
+          <w:b w:val="0"/>
+          <w:i w:val="0"/>
+          <w:sz w:val="21"/>
+        </w:rPr>
+        <w:t>: 대화 중 호출할 외부 API와 메서드를 등록합니다.</w:t>
+      </w:r>
+    </w:p>
+    <w:p>
+      <w:pPr>
+        <w:spacing w:after="80"/>
+        <w:ind w:left="360" w:hanging="288"/>
+      </w:pPr>
+      <w:r>
+        <w:rPr>
+          <w:rFonts w:ascii="Malgun Gothic" w:hAnsi="Malgun Gothic" w:eastAsia="Malgun Gothic"/>
+          <w:b w:val="0"/>
+          <w:i w:val="0"/>
+          <w:sz w:val="21"/>
+        </w:rPr>
+        <w:t xml:space="preserve">3. </w:t>
+      </w:r>
+      <w:r>
+        <w:rPr>
+          <w:rFonts w:ascii="Malgun Gothic" w:hAnsi="Malgun Gothic" w:eastAsia="Malgun Gothic"/>
+          <w:b/>
+          <w:i w:val="0"/>
+          <w:sz w:val="21"/>
+        </w:rPr>
+        <w:t>Admin</w:t>
+      </w:r>
+      <w:r>
+        <w:rPr>
+          <w:rFonts w:ascii="Malgun Gothic" w:hAnsi="Malgun Gothic" w:eastAsia="Malgun Gothic"/>
+          <w:b w:val="0"/>
+          <w:i w:val="0"/>
+          <w:sz w:val="21"/>
+        </w:rPr>
+        <w:t>: 사용자·그룹·채널·템플릿과 운영 이력을 관리합니다.</w:t>
+      </w:r>
+    </w:p>
+    <w:p>
+      <w:pPr>
+        <w:spacing w:after="80"/>
+        <w:ind w:left="360" w:hanging="288"/>
+      </w:pPr>
+      <w:r>
+        <w:rPr>
+          <w:rFonts w:ascii="Malgun Gothic" w:hAnsi="Malgun Gothic" w:eastAsia="Malgun Gothic"/>
+          <w:b w:val="0"/>
+          <w:i w:val="0"/>
+          <w:sz w:val="21"/>
+        </w:rPr>
+        <w:t xml:space="preserve">4. </w:t>
+      </w:r>
+      <w:r>
+        <w:rPr>
+          <w:rFonts w:ascii="Malgun Gothic" w:hAnsi="Malgun Gothic" w:eastAsia="Malgun Gothic"/>
+          <w:b/>
+          <w:i w:val="0"/>
+          <w:sz w:val="21"/>
+        </w:rPr>
+        <w:t>봇 구성</w:t>
+      </w:r>
+      <w:r>
+        <w:rPr>
+          <w:rFonts w:ascii="Malgun Gothic" w:hAnsi="Malgun Gothic" w:eastAsia="Malgun Gothic"/>
+          <w:b w:val="0"/>
+          <w:i w:val="0"/>
+          <w:sz w:val="21"/>
+        </w:rPr>
+        <w:t>: 의도와 학습문장으로 업무 분류 기준을 만듭니다.</w:t>
+      </w:r>
+    </w:p>
+    <w:p>
+      <w:pPr>
+        <w:spacing w:after="80"/>
+        <w:ind w:left="360" w:hanging="288"/>
+      </w:pPr>
+      <w:r>
+        <w:rPr>
+          <w:rFonts w:ascii="Malgun Gothic" w:hAnsi="Malgun Gothic" w:eastAsia="Malgun Gothic"/>
+          <w:b w:val="0"/>
+          <w:i w:val="0"/>
+          <w:sz w:val="21"/>
+        </w:rPr>
+        <w:t xml:space="preserve">5. </w:t>
+      </w:r>
+      <w:r>
+        <w:rPr>
+          <w:rFonts w:ascii="Malgun Gothic" w:hAnsi="Malgun Gothic" w:eastAsia="Malgun Gothic"/>
+          <w:b/>
+          <w:i w:val="0"/>
+          <w:sz w:val="21"/>
+        </w:rPr>
+        <w:t>봇 구성</w:t>
+      </w:r>
+      <w:r>
+        <w:rPr>
+          <w:rFonts w:ascii="Malgun Gothic" w:hAnsi="Malgun Gothic" w:eastAsia="Malgun Gothic"/>
+          <w:b w:val="0"/>
+          <w:i w:val="0"/>
+          <w:sz w:val="21"/>
+        </w:rPr>
+        <w:t>: 개체와 사전으로 날짜·지역·상품명과 동의어를 관리합니다.</w:t>
+      </w:r>
+    </w:p>
+    <w:p>
+      <w:pPr>
+        <w:spacing w:after="80"/>
+        <w:ind w:left="360" w:hanging="288"/>
+      </w:pPr>
+      <w:r>
+        <w:rPr>
+          <w:rFonts w:ascii="Malgun Gothic" w:hAnsi="Malgun Gothic" w:eastAsia="Malgun Gothic"/>
+          <w:b w:val="0"/>
+          <w:i w:val="0"/>
+          <w:sz w:val="21"/>
+        </w:rPr>
+        <w:t xml:space="preserve">6. </w:t>
+      </w:r>
+      <w:r>
+        <w:rPr>
+          <w:rFonts w:ascii="Malgun Gothic" w:hAnsi="Malgun Gothic" w:eastAsia="Malgun Gothic"/>
+          <w:b/>
+          <w:i w:val="0"/>
+          <w:sz w:val="21"/>
+        </w:rPr>
+        <w:t>평가</w:t>
+      </w:r>
+      <w:r>
+        <w:rPr>
+          <w:rFonts w:ascii="Malgun Gothic" w:hAnsi="Malgun Gothic" w:eastAsia="Malgun Gothic"/>
+          <w:b w:val="0"/>
+          <w:i w:val="0"/>
+          <w:sz w:val="21"/>
+        </w:rPr>
+        <w:t>: 오분류 문장, 낮은 Score 문장, 유사 의도 충돌을 확인합니다.</w:t>
+      </w:r>
+    </w:p>
+    <w:p>
+      <w:pPr>
+        <w:spacing w:after="80"/>
+        <w:ind w:left="360" w:hanging="288"/>
+      </w:pPr>
+      <w:r>
+        <w:rPr>
+          <w:rFonts w:ascii="Malgun Gothic" w:hAnsi="Malgun Gothic" w:eastAsia="Malgun Gothic"/>
+          <w:b w:val="0"/>
+          <w:i w:val="0"/>
+          <w:sz w:val="21"/>
+        </w:rPr>
+        <w:t xml:space="preserve">7. </w:t>
+      </w:r>
+      <w:r>
+        <w:rPr>
+          <w:rFonts w:ascii="Malgun Gothic" w:hAnsi="Malgun Gothic" w:eastAsia="Malgun Gothic"/>
+          <w:b/>
+          <w:i w:val="0"/>
+          <w:sz w:val="21"/>
+        </w:rPr>
+        <w:t>재학습</w:t>
+      </w:r>
+      <w:r>
+        <w:rPr>
+          <w:rFonts w:ascii="Malgun Gothic" w:hAnsi="Malgun Gothic" w:eastAsia="Malgun Gothic"/>
+          <w:b w:val="0"/>
+          <w:i w:val="0"/>
+          <w:sz w:val="21"/>
+        </w:rPr>
+        <w:t>: 실제 대화에서 검토한 발화만 보정 데이터로 반영합니다.</w:t>
+      </w:r>
+    </w:p>
+    <w:p>
+      <w:pPr>
+        <w:spacing w:after="80"/>
+        <w:ind w:left="360" w:hanging="288"/>
+      </w:pPr>
+      <w:r>
+        <w:rPr>
+          <w:rFonts w:ascii="Malgun Gothic" w:hAnsi="Malgun Gothic" w:eastAsia="Malgun Gothic"/>
+          <w:b w:val="0"/>
+          <w:i w:val="0"/>
+          <w:sz w:val="21"/>
+        </w:rPr>
+        <w:t xml:space="preserve">8. </w:t>
+      </w:r>
+      <w:r>
+        <w:rPr>
+          <w:rFonts w:ascii="Malgun Gothic" w:hAnsi="Malgun Gothic" w:eastAsia="Malgun Gothic"/>
+          <w:b/>
+          <w:i w:val="0"/>
+          <w:sz w:val="21"/>
+        </w:rPr>
+        <w:t>분석</w:t>
+      </w:r>
+      <w:r>
+        <w:rPr>
+          <w:rFonts w:ascii="Malgun Gothic" w:hAnsi="Malgun Gothic" w:eastAsia="Malgun Gothic"/>
+          <w:b w:val="0"/>
+          <w:i w:val="0"/>
+          <w:sz w:val="21"/>
+        </w:rPr>
+        <w:t>: 기간·채널별 대화량과 응답 결과를 확인합니다.</w:t>
+      </w:r>
+    </w:p>
+    <w:p>
+      <w:pPr>
+        <w:pStyle w:val="Heading2"/>
+      </w:pPr>
+      <w:r>
+        <w:rPr>
+          <w:rFonts w:ascii="Malgun Gothic" w:hAnsi="Malgun Gothic" w:eastAsia="Malgun Gothic"/>
+          <w:b/>
+          <w:i w:val="0"/>
+          <w:sz w:val="21"/>
+        </w:rPr>
+        <w:t>봇 만들기 과정에서 확인할 내용</w:t>
+      </w:r>
+    </w:p>
+    <w:p>
+      <w:pPr>
+        <w:spacing w:after="80"/>
+        <w:ind w:left="360" w:hanging="288"/>
+      </w:pPr>
+      <w:r>
+        <w:rPr>
+          <w:rFonts w:ascii="Malgun Gothic" w:hAnsi="Malgun Gothic" w:eastAsia="Malgun Gothic"/>
+          <w:b w:val="0"/>
+          <w:i w:val="0"/>
+          <w:sz w:val="21"/>
+        </w:rPr>
+        <w:t>1. 봇 이름·설명·언어를 입력하고 생성 후 부여되는 UUID를 확인합니다.</w:t>
+      </w:r>
+    </w:p>
+    <w:p>
+      <w:pPr>
+        <w:spacing w:after="80"/>
+        <w:ind w:left="360" w:hanging="288"/>
+      </w:pPr>
+      <w:r>
+        <w:rPr>
+          <w:rFonts w:ascii="Malgun Gothic" w:hAnsi="Malgun Gothic" w:eastAsia="Malgun Gothic"/>
+          <w:b w:val="0"/>
+          <w:i w:val="0"/>
+          <w:sz w:val="21"/>
+        </w:rPr>
+        <w:t>2. ML·Semantic·LLM Engine 중 서비스 목적에 맞는 의도인식 방식을 선택합니다.</w:t>
+      </w:r>
+    </w:p>
+    <w:p>
+      <w:pPr>
+        <w:spacing w:after="80"/>
+        <w:ind w:left="360" w:hanging="288"/>
+      </w:pPr>
+      <w:r>
+        <w:rPr>
+          <w:rFonts w:ascii="Malgun Gothic" w:hAnsi="Malgun Gothic" w:eastAsia="Malgun Gothic"/>
+          <w:b w:val="0"/>
+          <w:i w:val="0"/>
+          <w:sz w:val="21"/>
+        </w:rPr>
+        <w:t>3. NLU 모델과 답변 방식의 지원 조합을 확인합니다.</w:t>
+      </w:r>
+    </w:p>
+    <w:p>
+      <w:pPr>
+        <w:spacing w:after="80"/>
+        <w:ind w:left="360" w:hanging="288"/>
+      </w:pPr>
+      <w:r>
+        <w:rPr>
+          <w:rFonts w:ascii="Malgun Gothic" w:hAnsi="Malgun Gothic" w:eastAsia="Malgun Gothic"/>
+          <w:b w:val="0"/>
+          <w:i w:val="0"/>
+          <w:sz w:val="21"/>
+        </w:rPr>
+        <w:t>4. 한 의도에 하나의 업무 목적을 두고 다양한 실제 학습문장을 등록합니다.</w:t>
+      </w:r>
+    </w:p>
+    <w:p>
+      <w:pPr>
+        <w:spacing w:after="80"/>
+        <w:ind w:left="360" w:hanging="288"/>
+      </w:pPr>
+      <w:r>
+        <w:rPr>
+          <w:rFonts w:ascii="Malgun Gothic" w:hAnsi="Malgun Gothic" w:eastAsia="Malgun Gothic"/>
+          <w:b w:val="0"/>
+          <w:i w:val="0"/>
+          <w:sz w:val="21"/>
+        </w:rPr>
+        <w:t>5. 개체·사전과 Start·답변·조건·API·변수 카드를 사용해 대화 흐름을 구성합니다.</w:t>
+      </w:r>
+    </w:p>
+    <w:p>
+      <w:pPr>
+        <w:spacing w:after="80"/>
+        <w:ind w:left="360" w:hanging="288"/>
+      </w:pPr>
+      <w:r>
+        <w:rPr>
+          <w:rFonts w:ascii="Malgun Gothic" w:hAnsi="Malgun Gothic" w:eastAsia="Malgun Gothic"/>
+          <w:b w:val="0"/>
+          <w:i w:val="0"/>
+          <w:sz w:val="21"/>
+        </w:rPr>
+        <w:t>6. 저장된 자산으로 학습을 요청하고 학습 이력에서 처리 상태를 확인합니다.</w:t>
+      </w:r>
+    </w:p>
+    <w:p>
+      <w:pPr>
+        <w:spacing w:after="80"/>
+        <w:ind w:left="360" w:hanging="288"/>
+      </w:pPr>
+      <w:r>
+        <w:rPr>
+          <w:rFonts w:ascii="Malgun Gothic" w:hAnsi="Malgun Gothic" w:eastAsia="Malgun Gothic"/>
+          <w:b w:val="0"/>
+          <w:i w:val="0"/>
+          <w:sz w:val="21"/>
+        </w:rPr>
+        <w:t xml:space="preserve">7. </w:t>
+      </w:r>
+      <w:r>
+        <w:rPr>
+          <w:rFonts w:ascii="Malgun Gothic" w:hAnsi="Malgun Gothic" w:eastAsia="Malgun Gothic"/>
+          <w:b/>
+          <w:i w:val="0"/>
+          <w:sz w:val="21"/>
+        </w:rPr>
+        <w:t>봇 테스트</w:t>
+      </w:r>
+      <w:r>
+        <w:rPr>
+          <w:rFonts w:ascii="Malgun Gothic" w:hAnsi="Malgun Gothic" w:eastAsia="Malgun Gothic"/>
+          <w:b w:val="0"/>
+          <w:i w:val="0"/>
+          <w:sz w:val="21"/>
+        </w:rPr>
+        <w:t>에서 대표 질문과 경계 표현을 입력하고 분석 데이터를 확인합니다.</w:t>
+      </w:r>
+    </w:p>
+    <w:p>
+      <w:pPr>
+        <w:spacing w:after="80"/>
+        <w:ind w:left="360" w:hanging="288"/>
+      </w:pPr>
+      <w:r>
+        <w:rPr>
+          <w:rFonts w:ascii="Malgun Gothic" w:hAnsi="Malgun Gothic" w:eastAsia="Malgun Gothic"/>
+          <w:b w:val="0"/>
+          <w:i w:val="0"/>
+          <w:sz w:val="21"/>
+        </w:rPr>
+        <w:t>8. 평가·재학습·분석 결과를 반영한 뒤 동일한 테스트 세트로 다시 검증합니다.</w:t>
       </w:r>
     </w:p>
     <w:p>
@@ -627,41 +1664,47 @@
     </w:p>
     <w:p>
       <w:pPr>
-        <w:pStyle w:val="ListNumber"/>
         <w:spacing w:after="80"/>
+        <w:ind w:left="360" w:hanging="288"/>
       </w:pPr>
       <w:r>
         <w:rPr>
           <w:rFonts w:ascii="Malgun Gothic" w:hAnsi="Malgun Gothic" w:eastAsia="Malgun Gothic"/>
+          <w:b w:val="0"/>
+          <w:i w:val="0"/>
           <w:sz w:val="21"/>
         </w:rPr>
-        <w:t>CGA Studio 로그인 화면을 엽니다.</w:t>
+        <w:t>1. CGA Studio 로그인 화면을 엽니다.</w:t>
       </w:r>
     </w:p>
     <w:p>
       <w:pPr>
-        <w:pStyle w:val="ListNumber"/>
         <w:spacing w:after="80"/>
+        <w:ind w:left="360" w:hanging="288"/>
       </w:pPr>
       <w:r>
         <w:rPr>
           <w:rFonts w:ascii="Malgun Gothic" w:hAnsi="Malgun Gothic" w:eastAsia="Malgun Gothic"/>
+          <w:b w:val="0"/>
+          <w:i w:val="0"/>
           <w:sz w:val="21"/>
         </w:rPr>
-        <w:t>계정 정보를 입력합니다.</w:t>
+        <w:t>2. 계정 정보를 입력합니다.</w:t>
       </w:r>
     </w:p>
     <w:p>
       <w:pPr>
-        <w:pStyle w:val="ListNumber"/>
         <w:spacing w:after="80"/>
+        <w:ind w:left="360" w:hanging="288"/>
       </w:pPr>
       <w:r>
         <w:rPr>
           <w:rFonts w:ascii="Malgun Gothic" w:hAnsi="Malgun Gothic" w:eastAsia="Malgun Gothic"/>
+          <w:b w:val="0"/>
+          <w:i w:val="0"/>
           <w:sz w:val="21"/>
         </w:rPr>
-        <w:t>로그인 버튼을 선택합니다.</w:t>
+        <w:t>3. 로그인 버튼을 선택합니다.</w:t>
       </w:r>
     </w:p>
     <w:p>
@@ -769,93 +1812,179 @@
     </w:p>
     <w:p>
       <w:pPr>
-        <w:pStyle w:val="ListNumber"/>
         <w:spacing w:after="80"/>
+        <w:ind w:left="360" w:hanging="288"/>
       </w:pPr>
       <w:r>
         <w:rPr>
           <w:rFonts w:ascii="Malgun Gothic" w:hAnsi="Malgun Gothic" w:eastAsia="Malgun Gothic"/>
+          <w:b w:val="0"/>
+          <w:i w:val="0"/>
           <w:sz w:val="21"/>
         </w:rPr>
-        <w:t>봇 생성 화면으로 이동합니다.</w:t>
+        <w:t>1. 봇 생성 화면으로 이동합니다.</w:t>
       </w:r>
     </w:p>
     <w:p>
       <w:pPr>
-        <w:pStyle w:val="ListNumber"/>
         <w:spacing w:after="80"/>
+        <w:ind w:left="360" w:hanging="288"/>
       </w:pPr>
       <w:r>
         <w:rPr>
           <w:rFonts w:ascii="Malgun Gothic" w:hAnsi="Malgun Gothic" w:eastAsia="Malgun Gothic"/>
+          <w:b w:val="0"/>
+          <w:i w:val="0"/>
           <w:sz w:val="21"/>
         </w:rPr>
-        <w:t>봇 유형에서 `봇`을 선택합니다.</w:t>
+        <w:t xml:space="preserve">2. 봇 유형에서 </w:t>
+      </w:r>
+      <w:r>
+        <w:rPr>
+          <w:rFonts w:ascii="Malgun Gothic" w:hAnsi="Malgun Gothic" w:eastAsia="Malgun Gothic"/>
+          <w:b/>
+          <w:i w:val="0"/>
+          <w:sz w:val="21"/>
+        </w:rPr>
+        <w:t>봇</w:t>
+      </w:r>
+      <w:r>
+        <w:rPr>
+          <w:rFonts w:ascii="Malgun Gothic" w:hAnsi="Malgun Gothic" w:eastAsia="Malgun Gothic"/>
+          <w:b w:val="0"/>
+          <w:i w:val="0"/>
+          <w:sz w:val="21"/>
+        </w:rPr>
+        <w:t>을 선택합니다.</w:t>
       </w:r>
     </w:p>
     <w:p>
       <w:pPr>
-        <w:pStyle w:val="ListNumber"/>
         <w:spacing w:after="80"/>
+        <w:ind w:left="360" w:hanging="288"/>
       </w:pPr>
       <w:r>
         <w:rPr>
           <w:rFonts w:ascii="Malgun Gothic" w:hAnsi="Malgun Gothic" w:eastAsia="Malgun Gothic"/>
+          <w:b w:val="0"/>
+          <w:i w:val="0"/>
           <w:sz w:val="21"/>
         </w:rPr>
-        <w:t>텍스트형 또는 보이스형을 선택합니다.</w:t>
+        <w:t>3. 텍스트형 또는 보이스형을 선택합니다.</w:t>
       </w:r>
     </w:p>
     <w:p>
       <w:pPr>
-        <w:pStyle w:val="ListNumber"/>
         <w:spacing w:after="80"/>
+        <w:ind w:left="360" w:hanging="288"/>
       </w:pPr>
       <w:r>
         <w:rPr>
           <w:rFonts w:ascii="Malgun Gothic" w:hAnsi="Malgun Gothic" w:eastAsia="Malgun Gothic"/>
+          <w:b w:val="0"/>
+          <w:i w:val="0"/>
           <w:sz w:val="21"/>
         </w:rPr>
-        <w:t>프로필 영역에서 PC 이미지를 선택할 수 있습니다.</w:t>
+        <w:t>4. 프로필 영역에서 PC 이미지를 선택할 수 있습니다.</w:t>
       </w:r>
     </w:p>
     <w:p>
       <w:pPr>
-        <w:pStyle w:val="ListNumber"/>
         <w:spacing w:after="80"/>
+        <w:ind w:left="360" w:hanging="288"/>
       </w:pPr>
       <w:r>
         <w:rPr>
           <w:rFonts w:ascii="Malgun Gothic" w:hAnsi="Malgun Gothic" w:eastAsia="Malgun Gothic"/>
+          <w:b w:val="0"/>
+          <w:i w:val="0"/>
           <w:sz w:val="21"/>
         </w:rPr>
-        <w:t>`봇의 이름을 입력하세요.` 필드에 봇 이름을 입력합니다.</w:t>
+        <w:t xml:space="preserve">5. </w:t>
+      </w:r>
+      <w:r>
+        <w:rPr>
+          <w:rFonts w:ascii="Malgun Gothic" w:hAnsi="Malgun Gothic" w:eastAsia="Malgun Gothic"/>
+          <w:b/>
+          <w:i w:val="0"/>
+          <w:sz w:val="21"/>
+        </w:rPr>
+        <w:t>봇의 이름을 입력하세요.</w:t>
+      </w:r>
+      <w:r>
+        <w:rPr>
+          <w:rFonts w:ascii="Malgun Gothic" w:hAnsi="Malgun Gothic" w:eastAsia="Malgun Gothic"/>
+          <w:b w:val="0"/>
+          <w:i w:val="0"/>
+          <w:sz w:val="21"/>
+        </w:rPr>
+        <w:t xml:space="preserve"> 필드에 봇 이름을 입력합니다.</w:t>
       </w:r>
     </w:p>
     <w:p>
       <w:pPr>
-        <w:pStyle w:val="ListNumber"/>
         <w:spacing w:after="80"/>
+        <w:ind w:left="360" w:hanging="288"/>
       </w:pPr>
       <w:r>
         <w:rPr>
           <w:rFonts w:ascii="Malgun Gothic" w:hAnsi="Malgun Gothic" w:eastAsia="Malgun Gothic"/>
+          <w:b w:val="0"/>
+          <w:i w:val="0"/>
           <w:sz w:val="21"/>
         </w:rPr>
-        <w:t>언어에서 `한국어`를 확인합니다.</w:t>
+        <w:t xml:space="preserve">6. 언어에서 </w:t>
+      </w:r>
+      <w:r>
+        <w:rPr>
+          <w:rFonts w:ascii="Malgun Gothic" w:hAnsi="Malgun Gothic" w:eastAsia="Malgun Gothic"/>
+          <w:b/>
+          <w:i w:val="0"/>
+          <w:sz w:val="21"/>
+        </w:rPr>
+        <w:t>한국어</w:t>
+      </w:r>
+      <w:r>
+        <w:rPr>
+          <w:rFonts w:ascii="Malgun Gothic" w:hAnsi="Malgun Gothic" w:eastAsia="Malgun Gothic"/>
+          <w:b w:val="0"/>
+          <w:i w:val="0"/>
+          <w:sz w:val="21"/>
+        </w:rPr>
+        <w:t>를 확인합니다.</w:t>
       </w:r>
     </w:p>
     <w:p>
       <w:pPr>
-        <w:pStyle w:val="ListNumber"/>
         <w:spacing w:after="80"/>
+        <w:ind w:left="360" w:hanging="288"/>
       </w:pPr>
       <w:r>
         <w:rPr>
           <w:rFonts w:ascii="Malgun Gothic" w:hAnsi="Malgun Gothic" w:eastAsia="Malgun Gothic"/>
+          <w:b w:val="0"/>
+          <w:i w:val="0"/>
           <w:sz w:val="21"/>
         </w:rPr>
-        <w:t>필요하면 `봇을 설명할 수 있는 소개 문장을 입력하세요.` 필드에 소개를 입력합니다.</w:t>
+        <w:t xml:space="preserve">7. 필요하면 </w:t>
+      </w:r>
+      <w:r>
+        <w:rPr>
+          <w:rFonts w:ascii="Malgun Gothic" w:hAnsi="Malgun Gothic" w:eastAsia="Malgun Gothic"/>
+          <w:b/>
+          <w:i w:val="0"/>
+          <w:sz w:val="21"/>
+        </w:rPr>
+        <w:t>봇을 설명할 수 있는 소개 문장을 입력하세요.</w:t>
+      </w:r>
+      <w:r>
+        <w:rPr>
+          <w:rFonts w:ascii="Malgun Gothic" w:hAnsi="Malgun Gothic" w:eastAsia="Malgun Gothic"/>
+          <w:b w:val="0"/>
+          <w:i w:val="0"/>
+          <w:sz w:val="21"/>
+        </w:rPr>
+        <w:t xml:space="preserve"> 필드에 소개를 입력합니다.</w:t>
       </w:r>
     </w:p>
     <w:p>
@@ -927,6 +2056,8 @@
       <w:r>
         <w:rPr>
           <w:rFonts w:ascii="Malgun Gothic" w:hAnsi="Malgun Gothic" w:eastAsia="Malgun Gothic"/>
+          <w:b w:val="0"/>
+          <w:i w:val="0"/>
           <w:sz w:val="21"/>
         </w:rPr>
         <w:t>봇 이름을 다른 봇과 혼동하지 않을 수 있는가</w:t>
@@ -940,6 +2071,8 @@
       <w:r>
         <w:rPr>
           <w:rFonts w:ascii="Malgun Gothic" w:hAnsi="Malgun Gothic" w:eastAsia="Malgun Gothic"/>
+          <w:b w:val="0"/>
+          <w:i w:val="0"/>
           <w:sz w:val="21"/>
         </w:rPr>
         <w:t>테스트 발화를 한 문장으로 준비했는가</w:t>
@@ -953,6 +2086,8 @@
       <w:r>
         <w:rPr>
           <w:rFonts w:ascii="Malgun Gothic" w:hAnsi="Malgun Gothic" w:eastAsia="Malgun Gothic"/>
+          <w:b w:val="0"/>
+          <w:i w:val="0"/>
           <w:sz w:val="21"/>
         </w:rPr>
         <w:t>실제 운영 데이터나 개인정보를 시험 입력에 사용하지 않았는가</w:t>
@@ -1015,11 +2150,20 @@
       <w:r>
         <w:rPr>
           <w:rFonts w:ascii="Malgun Gothic" w:hAnsi="Malgun Gothic" w:eastAsia="Malgun Gothic"/>
+          <w:b/>
+          <w:i w:val="0"/>
+          <w:sz w:val="21"/>
+        </w:rPr>
+        <w:t>NLU 방식</w:t>
+      </w:r>
+      <w:r>
+        <w:rPr>
+          <w:rFonts w:ascii="Malgun Gothic" w:hAnsi="Malgun Gothic" w:eastAsia="Malgun Gothic"/>
           <w:b w:val="0"/>
           <w:i w:val="0"/>
           <w:sz w:val="21"/>
         </w:rPr>
-        <w:t>`NLU 방식`에서 다음 중 하나를 선택합니다.</w:t>
+        <w:t>에서 다음 중 하나를 선택합니다.</w:t>
       </w:r>
     </w:p>
     <w:p>
@@ -1030,9 +2174,11 @@
       <w:r>
         <w:rPr>
           <w:rFonts w:ascii="Malgun Gothic" w:hAnsi="Malgun Gothic" w:eastAsia="Malgun Gothic"/>
+          <w:b/>
+          <w:i w:val="0"/>
           <w:sz w:val="21"/>
         </w:rPr>
-        <w:t>`ML`</w:t>
+        <w:t>ML</w:t>
       </w:r>
     </w:p>
     <w:p>
@@ -1043,9 +2189,11 @@
       <w:r>
         <w:rPr>
           <w:rFonts w:ascii="Malgun Gothic" w:hAnsi="Malgun Gothic" w:eastAsia="Malgun Gothic"/>
+          <w:b/>
+          <w:i w:val="0"/>
           <w:sz w:val="21"/>
         </w:rPr>
-        <w:t>`Semantic - Vector Worker`</w:t>
+        <w:t>Semantic - Vector Worker</w:t>
       </w:r>
     </w:p>
     <w:p>
@@ -1056,9 +2204,11 @@
       <w:r>
         <w:rPr>
           <w:rFonts w:ascii="Malgun Gothic" w:hAnsi="Malgun Gothic" w:eastAsia="Malgun Gothic"/>
+          <w:b/>
+          <w:i w:val="0"/>
           <w:sz w:val="21"/>
         </w:rPr>
-        <w:t>`Semantic - External Embedding`</w:t>
+        <w:t>Semantic - External Embedding</w:t>
       </w:r>
     </w:p>
     <w:p>
@@ -1069,9 +2219,11 @@
       <w:r>
         <w:rPr>
           <w:rFonts w:ascii="Malgun Gothic" w:hAnsi="Malgun Gothic" w:eastAsia="Malgun Gothic"/>
+          <w:b/>
+          <w:i w:val="0"/>
           <w:sz w:val="21"/>
         </w:rPr>
-        <w:t>`LLM Engine`</w:t>
+        <w:t>LLM Engine</w:t>
       </w:r>
     </w:p>
     <w:p>
@@ -1096,7 +2248,43 @@
           <w:i w:val="0"/>
           <w:sz w:val="21"/>
         </w:rPr>
-        <w:t>선택한 방식에 맞는 NLU 모델과 추가 설정 항목이 표시됩니다. 예를 들어 `Semantic - External Embedding`을 선택하면 임베딩 모델과 Intent Vector DB 연결 항목이 표시되고, `LLM Engine`을 선택하면 Provider와 세부 모델 항목이 표시됩니다.</w:t>
+        <w:t xml:space="preserve">선택한 방식에 맞는 NLU 모델과 추가 설정 항목이 표시됩니다. 예를 들어 </w:t>
+      </w:r>
+      <w:r>
+        <w:rPr>
+          <w:rFonts w:ascii="Malgun Gothic" w:hAnsi="Malgun Gothic" w:eastAsia="Malgun Gothic"/>
+          <w:b/>
+          <w:i w:val="0"/>
+          <w:sz w:val="21"/>
+        </w:rPr>
+        <w:t>Semantic - External Embedding</w:t>
+      </w:r>
+      <w:r>
+        <w:rPr>
+          <w:rFonts w:ascii="Malgun Gothic" w:hAnsi="Malgun Gothic" w:eastAsia="Malgun Gothic"/>
+          <w:b w:val="0"/>
+          <w:i w:val="0"/>
+          <w:sz w:val="21"/>
+        </w:rPr>
+        <w:t xml:space="preserve">을 선택하면 임베딩 모델과 Intent Vector DB 연결 항목이 표시되고, </w:t>
+      </w:r>
+      <w:r>
+        <w:rPr>
+          <w:rFonts w:ascii="Malgun Gothic" w:hAnsi="Malgun Gothic" w:eastAsia="Malgun Gothic"/>
+          <w:b/>
+          <w:i w:val="0"/>
+          <w:sz w:val="21"/>
+        </w:rPr>
+        <w:t>LLM Engine</w:t>
+      </w:r>
+      <w:r>
+        <w:rPr>
+          <w:rFonts w:ascii="Malgun Gothic" w:hAnsi="Malgun Gothic" w:eastAsia="Malgun Gothic"/>
+          <w:b w:val="0"/>
+          <w:i w:val="0"/>
+          <w:sz w:val="21"/>
+        </w:rPr>
+        <w:t>을 선택하면 Provider와 세부 모델 항목이 표시됩니다.</w:t>
       </w:r>
     </w:p>
     <w:p>
@@ -1121,6 +2309,8 @@
       <w:r>
         <w:rPr>
           <w:rFonts w:ascii="Malgun Gothic" w:hAnsi="Malgun Gothic" w:eastAsia="Malgun Gothic"/>
+          <w:b w:val="0"/>
+          <w:i w:val="0"/>
           <w:sz w:val="21"/>
         </w:rPr>
         <w:t>학습문장과 의도를 직접 설계하는 시작점이라면 ML을 검토합니다.</w:t>
@@ -1134,6 +2324,8 @@
       <w:r>
         <w:rPr>
           <w:rFonts w:ascii="Malgun Gothic" w:hAnsi="Malgun Gothic" w:eastAsia="Malgun Gothic"/>
+          <w:b w:val="0"/>
+          <w:i w:val="0"/>
           <w:sz w:val="21"/>
         </w:rPr>
         <w:t>의미 유사도와 Vector DB를 사용하는 구조라면 Semantic을 검토합니다.</w:t>
@@ -1147,6 +2339,8 @@
       <w:r>
         <w:rPr>
           <w:rFonts w:ascii="Malgun Gothic" w:hAnsi="Malgun Gothic" w:eastAsia="Malgun Gothic"/>
+          <w:b w:val="0"/>
+          <w:i w:val="0"/>
           <w:sz w:val="21"/>
         </w:rPr>
         <w:t>LLM Provider와 모델을 운영할 준비가 되어 있다면 LLM을 검토합니다.</w:t>
@@ -1160,7 +2354,25 @@
           <w:i w:val="0"/>
           <w:sz w:val="21"/>
         </w:rPr>
-        <w:t>구체적인 선택은 [엔진 비교표](../cga-nlu-guide/engine-comparison.md)를 참고합니다.</w:t>
+        <w:t xml:space="preserve">구체적인 선택은 </w:t>
+      </w:r>
+      <w:r>
+        <w:rPr>
+          <w:rFonts w:ascii="Malgun Gothic" w:hAnsi="Malgun Gothic" w:eastAsia="Malgun Gothic"/>
+          <w:b w:val="0"/>
+          <w:i w:val="0"/>
+          <w:sz w:val="21"/>
+        </w:rPr>
+        <w:t>엔진 비교표</w:t>
+      </w:r>
+      <w:r>
+        <w:rPr>
+          <w:rFonts w:ascii="Malgun Gothic" w:hAnsi="Malgun Gothic" w:eastAsia="Malgun Gothic"/>
+          <w:b w:val="0"/>
+          <w:i w:val="0"/>
+          <w:sz w:val="21"/>
+        </w:rPr>
+        <w:t>를 참고합니다.</w:t>
       </w:r>
     </w:p>
     <w:p>
@@ -1218,54 +2430,170 @@
     </w:p>
     <w:p>
       <w:pPr>
-        <w:pStyle w:val="ListNumber"/>
         <w:spacing w:after="80"/>
+        <w:ind w:left="360" w:hanging="288"/>
       </w:pPr>
       <w:r>
         <w:rPr>
           <w:rFonts w:ascii="Malgun Gothic" w:hAnsi="Malgun Gothic" w:eastAsia="Malgun Gothic"/>
+          <w:b w:val="0"/>
+          <w:i w:val="0"/>
           <w:sz w:val="21"/>
         </w:rPr>
-        <w:t>`NLU 모델`에서 선택 가능한 모델을 확인합니다.</w:t>
+        <w:t xml:space="preserve">1. </w:t>
+      </w:r>
+      <w:r>
+        <w:rPr>
+          <w:rFonts w:ascii="Malgun Gothic" w:hAnsi="Malgun Gothic" w:eastAsia="Malgun Gothic"/>
+          <w:b/>
+          <w:i w:val="0"/>
+          <w:sz w:val="21"/>
+        </w:rPr>
+        <w:t>NLU 모델</w:t>
+      </w:r>
+      <w:r>
+        <w:rPr>
+          <w:rFonts w:ascii="Malgun Gothic" w:hAnsi="Malgun Gothic" w:eastAsia="Malgun Gothic"/>
+          <w:b w:val="0"/>
+          <w:i w:val="0"/>
+          <w:sz w:val="21"/>
+        </w:rPr>
+        <w:t>에서 선택 가능한 모델을 확인합니다.</w:t>
       </w:r>
     </w:p>
     <w:p>
       <w:pPr>
-        <w:pStyle w:val="ListNumber"/>
         <w:spacing w:after="80"/>
+        <w:ind w:left="360" w:hanging="288"/>
       </w:pPr>
       <w:r>
         <w:rPr>
           <w:rFonts w:ascii="Malgun Gothic" w:hAnsi="Malgun Gothic" w:eastAsia="Malgun Gothic"/>
+          <w:b w:val="0"/>
+          <w:i w:val="0"/>
           <w:sz w:val="21"/>
         </w:rPr>
-        <w:t>`답변 방식`에서 정해진 답변, Semantic Engine RAG 답변, LLM Engine RAG 답변, LLM Engine 답변 중 선택 가능한 항목을 확인합니다.</w:t>
+        <w:t xml:space="preserve">2. </w:t>
+      </w:r>
+      <w:r>
+        <w:rPr>
+          <w:rFonts w:ascii="Malgun Gothic" w:hAnsi="Malgun Gothic" w:eastAsia="Malgun Gothic"/>
+          <w:b/>
+          <w:i w:val="0"/>
+          <w:sz w:val="21"/>
+        </w:rPr>
+        <w:t>답변 방식</w:t>
+      </w:r>
+      <w:r>
+        <w:rPr>
+          <w:rFonts w:ascii="Malgun Gothic" w:hAnsi="Malgun Gothic" w:eastAsia="Malgun Gothic"/>
+          <w:b w:val="0"/>
+          <w:i w:val="0"/>
+          <w:sz w:val="21"/>
+        </w:rPr>
+        <w:t>에서 정해진 답변, Semantic Engine RAG 답변, LLM Engine RAG 답변, LLM Engine 답변 중 선택 가능한 항목을 확인합니다.</w:t>
       </w:r>
     </w:p>
     <w:p>
       <w:pPr>
-        <w:pStyle w:val="ListNumber"/>
         <w:spacing w:after="80"/>
+        <w:ind w:left="360" w:hanging="288"/>
       </w:pPr>
       <w:r>
         <w:rPr>
           <w:rFonts w:ascii="Malgun Gothic" w:hAnsi="Malgun Gothic" w:eastAsia="Malgun Gothic"/>
+          <w:b w:val="0"/>
+          <w:i w:val="0"/>
           <w:sz w:val="21"/>
         </w:rPr>
-        <w:t>선택 조합의 지원 상태를 확인합니다.</w:t>
+        <w:t>3. 선택 조합의 지원 상태를 확인합니다.</w:t>
       </w:r>
     </w:p>
     <w:p>
       <w:pPr>
-        <w:pStyle w:val="ListNumber"/>
         <w:spacing w:after="80"/>
+        <w:ind w:left="360" w:hanging="288"/>
       </w:pPr>
       <w:r>
         <w:rPr>
           <w:rFonts w:ascii="Malgun Gothic" w:hAnsi="Malgun Gothic" w:eastAsia="Malgun Gothic"/>
+          <w:b w:val="0"/>
+          <w:i w:val="0"/>
           <w:sz w:val="21"/>
         </w:rPr>
-        <w:t>처음 설정을 확인할 때는 `ML` + `DeepLearning Lite` + `정해진 답변` 조합이 `실행/학습 가능`으로 표시되는지 확인합니다.</w:t>
+        <w:t xml:space="preserve">4. 처음 설정을 확인할 때는 </w:t>
+      </w:r>
+      <w:r>
+        <w:rPr>
+          <w:rFonts w:ascii="Malgun Gothic" w:hAnsi="Malgun Gothic" w:eastAsia="Malgun Gothic"/>
+          <w:b/>
+          <w:i w:val="0"/>
+          <w:sz w:val="21"/>
+        </w:rPr>
+        <w:t>ML</w:t>
+      </w:r>
+      <w:r>
+        <w:rPr>
+          <w:rFonts w:ascii="Malgun Gothic" w:hAnsi="Malgun Gothic" w:eastAsia="Malgun Gothic"/>
+          <w:b w:val="0"/>
+          <w:i w:val="0"/>
+          <w:sz w:val="21"/>
+        </w:rPr>
+        <w:t xml:space="preserve"> + </w:t>
+      </w:r>
+      <w:r>
+        <w:rPr>
+          <w:rFonts w:ascii="Malgun Gothic" w:hAnsi="Malgun Gothic" w:eastAsia="Malgun Gothic"/>
+          <w:b/>
+          <w:i w:val="0"/>
+          <w:sz w:val="21"/>
+        </w:rPr>
+        <w:t>DeepLearning Lite</w:t>
+      </w:r>
+      <w:r>
+        <w:rPr>
+          <w:rFonts w:ascii="Malgun Gothic" w:hAnsi="Malgun Gothic" w:eastAsia="Malgun Gothic"/>
+          <w:b w:val="0"/>
+          <w:i w:val="0"/>
+          <w:sz w:val="21"/>
+        </w:rPr>
+        <w:t xml:space="preserve"> + </w:t>
+      </w:r>
+      <w:r>
+        <w:rPr>
+          <w:rFonts w:ascii="Malgun Gothic" w:hAnsi="Malgun Gothic" w:eastAsia="Malgun Gothic"/>
+          <w:b/>
+          <w:i w:val="0"/>
+          <w:sz w:val="21"/>
+        </w:rPr>
+        <w:t>정해진 답변</w:t>
+      </w:r>
+      <w:r>
+        <w:rPr>
+          <w:rFonts w:ascii="Malgun Gothic" w:hAnsi="Malgun Gothic" w:eastAsia="Malgun Gothic"/>
+          <w:b w:val="0"/>
+          <w:i w:val="0"/>
+          <w:sz w:val="21"/>
+        </w:rPr>
+        <w:t xml:space="preserve"> 조합이 </w:t>
+      </w:r>
+      <w:r>
+        <w:rPr>
+          <w:rFonts w:ascii="Malgun Gothic" w:hAnsi="Malgun Gothic" w:eastAsia="Malgun Gothic"/>
+          <w:b/>
+          <w:i w:val="0"/>
+          <w:sz w:val="21"/>
+        </w:rPr>
+        <w:t>실행/학습 가능</w:t>
+      </w:r>
+      <w:r>
+        <w:rPr>
+          <w:rFonts w:ascii="Malgun Gothic" w:hAnsi="Malgun Gothic" w:eastAsia="Malgun Gothic"/>
+          <w:b w:val="0"/>
+          <w:i w:val="0"/>
+          <w:sz w:val="21"/>
+        </w:rPr>
+        <w:t>으로 표시되는지 확인합니다.</w:t>
       </w:r>
     </w:p>
     <w:p>
@@ -1437,7 +2765,25 @@
           <w:i w:val="0"/>
           <w:sz w:val="21"/>
         </w:rPr>
-        <w:t>엔진별 상세 데이터 작성과 품질 개선은 [NLU 활용 가이드](../cga-nlu-guide/README.md)의 해당 장에서 다룹니다.</w:t>
+        <w:t xml:space="preserve">엔진별 상세 데이터 작성과 품질 개선은 </w:t>
+      </w:r>
+      <w:r>
+        <w:rPr>
+          <w:rFonts w:ascii="Malgun Gothic" w:hAnsi="Malgun Gothic" w:eastAsia="Malgun Gothic"/>
+          <w:b w:val="0"/>
+          <w:i w:val="0"/>
+          <w:sz w:val="21"/>
+        </w:rPr>
+        <w:t>NLU 활용 가이드</w:t>
+      </w:r>
+      <w:r>
+        <w:rPr>
+          <w:rFonts w:ascii="Malgun Gothic" w:hAnsi="Malgun Gothic" w:eastAsia="Malgun Gothic"/>
+          <w:b w:val="0"/>
+          <w:i w:val="0"/>
+          <w:sz w:val="21"/>
+        </w:rPr>
+        <w:t>의 해당 장에서 다룹니다.</w:t>
       </w:r>
     </w:p>
     <w:p>
@@ -1495,67 +2841,95 @@
     </w:p>
     <w:p>
       <w:pPr>
-        <w:pStyle w:val="ListNumber"/>
         <w:spacing w:after="80"/>
+        <w:ind w:left="360" w:hanging="288"/>
       </w:pPr>
       <w:r>
         <w:rPr>
           <w:rFonts w:ascii="Malgun Gothic" w:hAnsi="Malgun Gothic" w:eastAsia="Malgun Gothic"/>
+          <w:b w:val="0"/>
+          <w:i w:val="0"/>
           <w:sz w:val="21"/>
         </w:rPr>
-        <w:t>입력값과 엔진 조합을 다시 확인합니다.</w:t>
+        <w:t>1. 입력값과 엔진 조합을 다시 확인합니다.</w:t>
       </w:r>
     </w:p>
     <w:p>
       <w:pPr>
-        <w:pStyle w:val="ListNumber"/>
         <w:spacing w:after="80"/>
+        <w:ind w:left="360" w:hanging="288"/>
       </w:pPr>
       <w:r>
         <w:rPr>
           <w:rFonts w:ascii="Malgun Gothic" w:hAnsi="Malgun Gothic" w:eastAsia="Malgun Gothic"/>
+          <w:b w:val="0"/>
+          <w:i w:val="0"/>
           <w:sz w:val="21"/>
         </w:rPr>
-        <w:t>생성 화면의 `확인` 버튼을 선택합니다.</w:t>
+        <w:t xml:space="preserve">2. 생성 화면의 </w:t>
+      </w:r>
+      <w:r>
+        <w:rPr>
+          <w:rFonts w:ascii="Malgun Gothic" w:hAnsi="Malgun Gothic" w:eastAsia="Malgun Gothic"/>
+          <w:b/>
+          <w:i w:val="0"/>
+          <w:sz w:val="21"/>
+        </w:rPr>
+        <w:t>확인</w:t>
+      </w:r>
+      <w:r>
+        <w:rPr>
+          <w:rFonts w:ascii="Malgun Gothic" w:hAnsi="Malgun Gothic" w:eastAsia="Malgun Gothic"/>
+          <w:b w:val="0"/>
+          <w:i w:val="0"/>
+          <w:sz w:val="21"/>
+        </w:rPr>
+        <w:t xml:space="preserve"> 버튼을 선택합니다.</w:t>
       </w:r>
     </w:p>
     <w:p>
       <w:pPr>
-        <w:pStyle w:val="ListNumber"/>
         <w:spacing w:after="80"/>
+        <w:ind w:left="360" w:hanging="288"/>
       </w:pPr>
       <w:r>
         <w:rPr>
           <w:rFonts w:ascii="Malgun Gothic" w:hAnsi="Malgun Gothic" w:eastAsia="Malgun Gothic"/>
+          <w:b w:val="0"/>
+          <w:i w:val="0"/>
           <w:sz w:val="21"/>
         </w:rPr>
-        <w:t>생성 결과와 버전 상태를 확인합니다.</w:t>
+        <w:t>3. 생성 결과와 버전 상태를 확인합니다.</w:t>
       </w:r>
     </w:p>
     <w:p>
       <w:pPr>
-        <w:pStyle w:val="ListNumber"/>
         <w:spacing w:after="80"/>
+        <w:ind w:left="360" w:hanging="288"/>
       </w:pPr>
       <w:r>
         <w:rPr>
           <w:rFonts w:ascii="Malgun Gothic" w:hAnsi="Malgun Gothic" w:eastAsia="Malgun Gothic"/>
+          <w:b w:val="0"/>
+          <w:i w:val="0"/>
           <w:sz w:val="21"/>
         </w:rPr>
-        <w:t>선택한 엔진에 필요한 학습 또는 인덱스 준비 작업을 실행합니다.</w:t>
+        <w:t>4. 선택한 엔진에 필요한 학습 또는 인덱스 준비 작업을 실행합니다.</w:t>
       </w:r>
     </w:p>
     <w:p>
       <w:pPr>
-        <w:pStyle w:val="ListNumber"/>
         <w:spacing w:after="80"/>
+        <w:ind w:left="360" w:hanging="288"/>
       </w:pPr>
       <w:r>
         <w:rPr>
           <w:rFonts w:ascii="Malgun Gothic" w:hAnsi="Malgun Gothic" w:eastAsia="Malgun Gothic"/>
+          <w:b w:val="0"/>
+          <w:i w:val="0"/>
           <w:sz w:val="21"/>
         </w:rPr>
-        <w:t>상태가 완료 또는 사용 가능한 상태로 바뀌었는지 확인합니다.</w:t>
+        <w:t>5. 상태가 완료 또는 사용 가능한 상태로 바뀌었는지 확인합니다.</w:t>
       </w:r>
     </w:p>
     <w:p>
@@ -1605,7 +2979,61 @@
           <w:i w:val="0"/>
           <w:sz w:val="21"/>
         </w:rPr>
-        <w:t>학습 버튼이 `학습중`으로 바뀌었다가 새로고침 후 다시 `학습하기`와 `미학습`으로 표시되면 학습 성공이 아닙니다. 학습 이력 조회에서 완료 시간과 상태를 확인하고, 결과가 없으면 시뮬레이터 테스트를 품질 확인으로 사용하지 않습니다.</w:t>
+        <w:t xml:space="preserve">학습 버튼이 </w:t>
+      </w:r>
+      <w:r>
+        <w:rPr>
+          <w:rFonts w:ascii="Malgun Gothic" w:hAnsi="Malgun Gothic" w:eastAsia="Malgun Gothic"/>
+          <w:b/>
+          <w:i w:val="0"/>
+          <w:sz w:val="21"/>
+        </w:rPr>
+        <w:t>학습중</w:t>
+      </w:r>
+      <w:r>
+        <w:rPr>
+          <w:rFonts w:ascii="Malgun Gothic" w:hAnsi="Malgun Gothic" w:eastAsia="Malgun Gothic"/>
+          <w:b w:val="0"/>
+          <w:i w:val="0"/>
+          <w:sz w:val="21"/>
+        </w:rPr>
+        <w:t xml:space="preserve">으로 바뀌었다가 새로고침 후 다시 </w:t>
+      </w:r>
+      <w:r>
+        <w:rPr>
+          <w:rFonts w:ascii="Malgun Gothic" w:hAnsi="Malgun Gothic" w:eastAsia="Malgun Gothic"/>
+          <w:b/>
+          <w:i w:val="0"/>
+          <w:sz w:val="21"/>
+        </w:rPr>
+        <w:t>학습하기</w:t>
+      </w:r>
+      <w:r>
+        <w:rPr>
+          <w:rFonts w:ascii="Malgun Gothic" w:hAnsi="Malgun Gothic" w:eastAsia="Malgun Gothic"/>
+          <w:b w:val="0"/>
+          <w:i w:val="0"/>
+          <w:sz w:val="21"/>
+        </w:rPr>
+        <w:t xml:space="preserve">와 </w:t>
+      </w:r>
+      <w:r>
+        <w:rPr>
+          <w:rFonts w:ascii="Malgun Gothic" w:hAnsi="Malgun Gothic" w:eastAsia="Malgun Gothic"/>
+          <w:b/>
+          <w:i w:val="0"/>
+          <w:sz w:val="21"/>
+        </w:rPr>
+        <w:t>미학습</w:t>
+      </w:r>
+      <w:r>
+        <w:rPr>
+          <w:rFonts w:ascii="Malgun Gothic" w:hAnsi="Malgun Gothic" w:eastAsia="Malgun Gothic"/>
+          <w:b w:val="0"/>
+          <w:i w:val="0"/>
+          <w:sz w:val="21"/>
+        </w:rPr>
+        <w:t>으로 표시되면 학습 성공이 아닙니다. 학습 이력 조회에서 완료 시간과 상태를 확인하고, 결과가 없으면 시뮬레이터 테스트를 품질 확인으로 사용하지 않습니다.</w:t>
       </w:r>
     </w:p>
     <w:p>
@@ -1663,54 +3091,62 @@
     </w:p>
     <w:p>
       <w:pPr>
-        <w:pStyle w:val="ListNumber"/>
         <w:spacing w:after="80"/>
+        <w:ind w:left="360" w:hanging="288"/>
       </w:pPr>
       <w:r>
         <w:rPr>
           <w:rFonts w:ascii="Malgun Gothic" w:hAnsi="Malgun Gothic" w:eastAsia="Malgun Gothic"/>
+          <w:b w:val="0"/>
+          <w:i w:val="0"/>
           <w:sz w:val="21"/>
         </w:rPr>
-        <w:t>생성한 봇의 버전 작업 화면으로 이동합니다.</w:t>
+        <w:t>1. 생성한 봇의 버전 작업 화면으로 이동합니다.</w:t>
       </w:r>
     </w:p>
     <w:p>
       <w:pPr>
-        <w:pStyle w:val="ListNumber"/>
         <w:spacing w:after="80"/>
+        <w:ind w:left="360" w:hanging="288"/>
       </w:pPr>
       <w:r>
         <w:rPr>
           <w:rFonts w:ascii="Malgun Gothic" w:hAnsi="Malgun Gothic" w:eastAsia="Malgun Gothic"/>
+          <w:b w:val="0"/>
+          <w:i w:val="0"/>
           <w:sz w:val="21"/>
         </w:rPr>
-        <w:t>시뮬레이터를 엽니다.</w:t>
+        <w:t>2. 시뮬레이터를 엽니다.</w:t>
       </w:r>
     </w:p>
     <w:p>
       <w:pPr>
-        <w:pStyle w:val="ListNumber"/>
         <w:spacing w:after="80"/>
+        <w:ind w:left="360" w:hanging="288"/>
       </w:pPr>
       <w:r>
         <w:rPr>
           <w:rFonts w:ascii="Malgun Gothic" w:hAnsi="Malgun Gothic" w:eastAsia="Malgun Gothic"/>
+          <w:b w:val="0"/>
+          <w:i w:val="0"/>
           <w:sz w:val="21"/>
         </w:rPr>
-        <w:t>준비한 짧은 테스트 발화를 입력합니다.</w:t>
+        <w:t>3. 준비한 짧은 테스트 발화를 입력합니다.</w:t>
       </w:r>
     </w:p>
     <w:p>
       <w:pPr>
-        <w:pStyle w:val="ListNumber"/>
         <w:spacing w:after="80"/>
+        <w:ind w:left="360" w:hanging="288"/>
       </w:pPr>
       <w:r>
         <w:rPr>
           <w:rFonts w:ascii="Malgun Gothic" w:hAnsi="Malgun Gothic" w:eastAsia="Malgun Gothic"/>
+          <w:b w:val="0"/>
+          <w:i w:val="0"/>
           <w:sz w:val="21"/>
         </w:rPr>
-        <w:t>테스트를 실행합니다.</w:t>
+        <w:t>4. 테스트를 실행합니다.</w:t>
       </w:r>
     </w:p>
     <w:p>
@@ -1765,67 +3201,77 @@
     </w:p>
     <w:p>
       <w:pPr>
-        <w:pStyle w:val="ListNumber"/>
         <w:spacing w:after="80"/>
+        <w:ind w:left="360" w:hanging="288"/>
       </w:pPr>
       <w:r>
         <w:rPr>
           <w:rFonts w:ascii="Malgun Gothic" w:hAnsi="Malgun Gothic" w:eastAsia="Malgun Gothic"/>
+          <w:b w:val="0"/>
+          <w:i w:val="0"/>
           <w:sz w:val="21"/>
         </w:rPr>
-        <w:t>현재 선택한 봇과 버전이 테스트 대상인지 확인합니다.</w:t>
+        <w:t>1. 현재 선택한 봇과 버전이 테스트 대상인지 확인합니다.</w:t>
       </w:r>
     </w:p>
     <w:p>
       <w:pPr>
-        <w:pStyle w:val="ListNumber"/>
         <w:spacing w:after="80"/>
+        <w:ind w:left="360" w:hanging="288"/>
       </w:pPr>
       <w:r>
         <w:rPr>
           <w:rFonts w:ascii="Malgun Gothic" w:hAnsi="Malgun Gothic" w:eastAsia="Malgun Gothic"/>
+          <w:b w:val="0"/>
+          <w:i w:val="0"/>
           <w:sz w:val="21"/>
         </w:rPr>
-        <w:t>NLU 방식·모델·답변 방식의 조합 상태를 확인합니다.</w:t>
+        <w:t>2. NLU 방식·모델·답변 방식의 조합 상태를 확인합니다.</w:t>
       </w:r>
     </w:p>
     <w:p>
       <w:pPr>
-        <w:pStyle w:val="ListNumber"/>
         <w:spacing w:after="80"/>
+        <w:ind w:left="360" w:hanging="288"/>
       </w:pPr>
       <w:r>
         <w:rPr>
           <w:rFonts w:ascii="Malgun Gothic" w:hAnsi="Malgun Gothic" w:eastAsia="Malgun Gothic"/>
+          <w:b w:val="0"/>
+          <w:i w:val="0"/>
           <w:sz w:val="21"/>
         </w:rPr>
-        <w:t>학습 또는 인덱스 준비 상태와 오류 메시지를 확인합니다.</w:t>
+        <w:t>3. 학습 또는 인덱스 준비 상태와 오류 메시지를 확인합니다.</w:t>
       </w:r>
     </w:p>
     <w:p>
       <w:pPr>
-        <w:pStyle w:val="ListNumber"/>
         <w:spacing w:after="80"/>
+        <w:ind w:left="360" w:hanging="288"/>
       </w:pPr>
       <w:r>
         <w:rPr>
           <w:rFonts w:ascii="Malgun Gothic" w:hAnsi="Malgun Gothic" w:eastAsia="Malgun Gothic"/>
+          <w:b w:val="0"/>
+          <w:i w:val="0"/>
           <w:sz w:val="21"/>
         </w:rPr>
-        <w:t>대표 발화와 다른 변형 발화를 각각 다시 입력합니다.</w:t>
+        <w:t>4. 대표 발화와 다른 변형 발화를 각각 다시 입력합니다.</w:t>
       </w:r>
     </w:p>
     <w:p>
       <w:pPr>
-        <w:pStyle w:val="ListNumber"/>
         <w:spacing w:after="80"/>
+        <w:ind w:left="360" w:hanging="288"/>
       </w:pPr>
       <w:r>
         <w:rPr>
           <w:rFonts w:ascii="Malgun Gothic" w:hAnsi="Malgun Gothic" w:eastAsia="Malgun Gothic"/>
+          <w:b w:val="0"/>
+          <w:i w:val="0"/>
           <w:sz w:val="21"/>
         </w:rPr>
-        <w:t>계속 실패하면 봇·버전·엔진·발화·오류 시각을 기록해 운영 담당자에게 전달합니다.</w:t>
+        <w:t>5. 계속 실패하면 봇·버전·엔진·발화·오류 시각을 기록해 운영 담당자에게 전달합니다.</w:t>
       </w:r>
     </w:p>
     <w:p>
@@ -1861,6 +3307,8 @@
       <w:r>
         <w:rPr>
           <w:rFonts w:ascii="Malgun Gothic" w:hAnsi="Malgun Gothic" w:eastAsia="Malgun Gothic"/>
+          <w:b w:val="0"/>
+          <w:i w:val="0"/>
           <w:sz w:val="21"/>
         </w:rPr>
         <w:t>시뮬레이터: 입력 발화와 즉시 응답</w:t>
@@ -1874,6 +3322,8 @@
       <w:r>
         <w:rPr>
           <w:rFonts w:ascii="Malgun Gothic" w:hAnsi="Malgun Gothic" w:eastAsia="Malgun Gothic"/>
+          <w:b w:val="0"/>
+          <w:i w:val="0"/>
           <w:sz w:val="21"/>
         </w:rPr>
         <w:t>분석: 누적 분류 결과와 적용 단계</w:t>
@@ -1887,6 +3337,8 @@
       <w:r>
         <w:rPr>
           <w:rFonts w:ascii="Malgun Gothic" w:hAnsi="Malgun Gothic" w:eastAsia="Malgun Gothic"/>
+          <w:b w:val="0"/>
+          <w:i w:val="0"/>
           <w:sz w:val="21"/>
         </w:rPr>
         <w:t>평가: 평가 데이터와 결과</w:t>
@@ -1900,6 +3352,8 @@
       <w:r>
         <w:rPr>
           <w:rFonts w:ascii="Malgun Gothic" w:hAnsi="Malgun Gothic" w:eastAsia="Malgun Gothic"/>
+          <w:b w:val="0"/>
+          <w:i w:val="0"/>
           <w:sz w:val="21"/>
         </w:rPr>
         <w:t>대화 이력: 저장된 대화 기록</w:t>
@@ -1938,9 +3392,11 @@
       <w:r>
         <w:rPr>
           <w:rFonts w:ascii="Malgun Gothic" w:hAnsi="Malgun Gothic" w:eastAsia="Malgun Gothic"/>
+          <w:b w:val="0"/>
+          <w:i w:val="0"/>
           <w:sz w:val="21"/>
         </w:rPr>
-        <w:t>[CGA 메뉴얼 전체 보기](../README.md)</w:t>
+        <w:t>CGA 메뉴얼 전체 보기</w:t>
       </w:r>
     </w:p>
     <w:p>
@@ -1951,9 +3407,11 @@
       <w:r>
         <w:rPr>
           <w:rFonts w:ascii="Malgun Gothic" w:hAnsi="Malgun Gothic" w:eastAsia="Malgun Gothic"/>
+          <w:b w:val="0"/>
+          <w:i w:val="0"/>
           <w:sz w:val="21"/>
         </w:rPr>
-        <w:t>[CGA 사용자 설명서](../cga-user-manual/README.md)</w:t>
+        <w:t>CGA 사용자 설명서</w:t>
       </w:r>
     </w:p>
     <w:p>
@@ -1964,9 +3422,11 @@
       <w:r>
         <w:rPr>
           <w:rFonts w:ascii="Malgun Gothic" w:hAnsi="Malgun Gothic" w:eastAsia="Malgun Gothic"/>
+          <w:b w:val="0"/>
+          <w:i w:val="0"/>
           <w:sz w:val="21"/>
         </w:rPr>
-        <w:t>[CGA NLU 활용 가이드](../cga-nlu-guide/README.md)</w:t>
+        <w:t>CGA NLU 활용 가이드</w:t>
       </w:r>
     </w:p>
     <w:sectPr>
